--- a/deliveries/2026-09-02/01_Vehicle_Pages/VEH_20260902_05_Great_Wall_Poer_2024.docx
+++ b/deliveries/2026-09-02/01_Vehicle_Pages/VEH_20260902_05_Great_Wall_Poer_2024.docx
@@ -7,7 +7,7 @@
         <w:pStyle w:val="Title"/>
       </w:pPr>
       <w:r>
-        <w:t>Great Wall Poer (Pao) 2024 Pickup — China Specs, Cargo/4WD Notes for Export Buyers</w:t>
+        <w:t>GWM Poer (Pao / Ute) — Drivetrain, Bed, Chassis and the Version Map for Pickup Importers</w:t>
       </w:r>
     </w:p>
     <w:p>
@@ -29,7 +29,7 @@
         <w:t>SEO Title</w:t>
       </w:r>
       <w:r>
-        <w:t>: Great Wall Poer 2024 Pickup Specs, Cargo Box &amp; 4WD Export Guide</w:t>
+        <w:t>: GWM Poer / Ute Pickup: Drivetrain, Bed &amp; Export Version Guide</w:t>
       </w:r>
     </w:p>
     <w:p>
@@ -43,7 +43,7 @@
         <w:t>Meta Description</w:t>
       </w:r>
       <w:r>
-        <w:t>: 2024 GWM Poer (Pao) China reference: 2.0T petrol vs 2.4T diesel, ZF 8AT, on-demand 4WD, wheelbase/cargo variants, and what pickup importers must verify on payload and steering.</w:t>
+        <w:t>: GWM Poer (China 炮 / GWM Ute) explained for pickup buyers — petrol vs diesel, 8AT/9AT evolution, on-demand 4WD, standard vs long bed, payload verification and how to fix the exact export build.</w:t>
       </w:r>
     </w:p>
     <w:p>
@@ -57,7 +57,7 @@
         <w:t>Suggested URL</w:t>
       </w:r>
       <w:r>
-        <w:t>: /vehicles/great-wall-poer-2024/</w:t>
+        <w:t>: /vehicles/great-wall-poer/</w:t>
       </w:r>
     </w:p>
     <w:p>
@@ -71,7 +71,7 @@
         <w:t>H1</w:t>
       </w:r>
       <w:r>
-        <w:t>: Great Wall Poer 2024 (China Passenger Pickup): Drivetrain, Cargo and Chassis Points for Importers</w:t>
+        <w:t>: GWM Poer (Pao): Fixing Drivetrain, Bed and Chassis Before You Order a Pickup</w:t>
       </w:r>
     </w:p>
     <w:p>
@@ -85,7 +85,7 @@
         <w:t>Primary Keyword</w:t>
       </w:r>
       <w:r>
-        <w:t>: Great Wall Poer 2024 pickup specifications export</w:t>
+        <w:t>: GWM Poer pickup specifications export</w:t>
       </w:r>
     </w:p>
     <w:p>
@@ -99,7 +99,7 @@
         <w:t>Secondary Search Terms</w:t>
       </w:r>
       <w:r>
-        <w:t>: GWM Poer diesel 2.4T, GWM Ute export China, Great Wall Pao ZF 8AT 4WD, Chinese double cab pickup, Poer cargo box dimensions</w:t>
+        <w:t>: GWM Poer diesel 2.4T, GWM Ute export, GW4C20B petrol, GW4D24 diesel 480 Nm, Great Wall double cab pickup, Poer 4x4 cargo bed</w:t>
       </w:r>
     </w:p>
     <w:p>
@@ -127,7 +127,7 @@
         <w:t>Image Suggestions</w:t>
       </w:r>
       <w:r>
-        <w:t>: double-cab side profile with bed; 2.0T petrol vs 2.4T diesel card; four-wheel-drive selector; cargo bed measurements; chassis/ground clearance</w:t>
+        <w:t>: double-cab with bed; petrol vs diesel card; 4WD selector; bed measurements; ladder-frame chassis</w:t>
       </w:r>
     </w:p>
     <w:p>
@@ -141,7 +141,7 @@
         <w:t>ALT Suggestions</w:t>
       </w:r>
       <w:r>
-        <w:t>: "2024 Great Wall Poer double-cab pickup, China passenger version"; "GWM Poer cargo bed dimensions diagram"; "Poer on-demand four-wheel-drive selector"</w:t>
+        <w:t>: "GWM Poer double-cab pickup"; "Poer cargo bed dimensions"; "Poer four-wheel-drive selector and transfer case"</w:t>
       </w:r>
     </w:p>
     <w:p>
@@ -149,48 +149,30 @@
         <w:pStyle w:val="Heading1"/>
       </w:pPr>
       <w:r>
-        <w:t>Where the Poer Sits in GWM's Line-up</w:t>
+        <w:t>Where the Poer Sits in the GWM Line-up</w:t>
       </w:r>
     </w:p>
     <w:p>
       <w:r>
-        <w:t xml:space="preserve">The GWM Poer (Chinese name 炮 / Pao) is Great Wall's core pickup platform. The reference vehicle here is the </w:t>
+        <w:t xml:space="preserve">The GWM Poer (China name 炮 / Pao; some export markets GWM Ute) is Great Wall's core body-on-frame pickup platform, sold in the Middle East, ANZ, Latin America and selected RHD markets in both steering layouts and both fuels. The name covers </w:t>
       </w:r>
       <w:r>
         <w:rPr>
           <w:b/>
         </w:rPr>
-        <w:t>2024 passenger version (乘用版), REFERENCE MARKET: CHINA</w:t>
+        <w:t>passenger (乘用版), commercial (商用版) and off-road (越野版)</w:t>
       </w:r>
       <w:r>
-        <w:t xml:space="preserve">; GWM also builds a </w:t>
+        <w:t xml:space="preserve"> builds whose chassis, bed, suspension and transmissions differ — so the version must be fixed before any comparison. This is an evergreen model page: the China </w:t>
       </w:r>
       <w:r>
         <w:rPr>
           <w:b/>
         </w:rPr>
-        <w:t>commercial version (商用版)</w:t>
+        <w:t>2024 passenger build</w:t>
       </w:r>
       <w:r>
-        <w:t xml:space="preserve"> and an </w:t>
-      </w:r>
-      <w:r>
-        <w:rPr>
-          <w:b/>
-        </w:rPr>
-        <w:t>off-road version (越野版)</w:t>
-      </w:r>
-      <w:r>
-        <w:t xml:space="preserve">, plus a box-bodied passenger variant, and their chassis, bed and suspension differ substantially. Overseas the truck is sold as the </w:t>
-      </w:r>
-      <w:r>
-        <w:rPr>
-          <w:b/>
-        </w:rPr>
-        <w:t>GWM Poer / GWM Ute</w:t>
-      </w:r>
-      <w:r>
-        <w:t xml:space="preserve"> across the Middle East, Australia/New Zealand and Latin America, in petrol and diesel and in both steering layouts. Because "Poer" covers several very different builds, the version must be fixed before any spec comparison is meaningful.</w:t>
+        <w:t xml:space="preserve"> is the named reference (REFERENCE MARKET: CHINA), while current GWM-official data (which has evolved to 9AT and revised outputs) is shown separately rather than silently overwriting the 2024 figures.</w:t>
       </w:r>
     </w:p>
     <w:p>
@@ -198,7 +180,7 @@
         <w:pStyle w:val="Heading1"/>
       </w:pPr>
       <w:r>
-        <w:t>Powertrain: Petrol vs Diesel</w:t>
+        <w:t>Drivetrain: Petrol vs Diesel — and a Model-Year Evolution to Respect</w:t>
       </w:r>
     </w:p>
     <w:tbl>
@@ -208,15 +190,14 @@
         <w:tblLook w:firstColumn="1" w:firstRow="1" w:lastColumn="0" w:lastRow="0" w:noHBand="0" w:noVBand="1" w:val="04A0"/>
       </w:tblPr>
       <w:tblGrid>
-        <w:gridCol w:w="2160"/>
-        <w:gridCol w:w="2160"/>
-        <w:gridCol w:w="2160"/>
-        <w:gridCol w:w="2160"/>
+        <w:gridCol w:w="2880"/>
+        <w:gridCol w:w="2880"/>
+        <w:gridCol w:w="2880"/>
       </w:tblGrid>
       <w:tr>
         <w:tc>
           <w:tcPr>
-            <w:tcW w:type="dxa" w:w="2160"/>
+            <w:tcW w:type="dxa" w:w="2880"/>
             <w:shd w:val="clear" w:fill="EAF0F6"/>
           </w:tcPr>
           <w:p>
@@ -231,13 +212,13 @@
                 <w:b/>
                 <w:sz w:val="20"/>
               </w:rPr>
-              <w:t>Engine</w:t>
+              <w:t>Powertrain</w:t>
             </w:r>
           </w:p>
         </w:tc>
         <w:tc>
           <w:tcPr>
-            <w:tcW w:type="dxa" w:w="2160"/>
+            <w:tcW w:type="dxa" w:w="2880"/>
             <w:shd w:val="clear" w:fill="EAF0F6"/>
           </w:tcPr>
           <w:p>
@@ -252,13 +233,13 @@
                 <w:b/>
                 <w:sz w:val="20"/>
               </w:rPr>
-              <w:t>Type</w:t>
+              <w:t>China 2024 passenger reference (databases, CROSS_CHECKED)</w:t>
             </w:r>
           </w:p>
         </w:tc>
         <w:tc>
           <w:tcPr>
-            <w:tcW w:type="dxa" w:w="2160"/>
+            <w:tcW w:type="dxa" w:w="2880"/>
             <w:shd w:val="clear" w:fill="EAF0F6"/>
           </w:tcPr>
           <w:p>
@@ -273,28 +254,7 @@
                 <w:b/>
                 <w:sz w:val="20"/>
               </w:rPr>
-              <w:t>Power / torque</w:t>
-            </w:r>
-          </w:p>
-        </w:tc>
-        <w:tc>
-          <w:tcPr>
-            <w:tcW w:type="dxa" w:w="2160"/>
-            <w:shd w:val="clear" w:fill="EAF0F6"/>
-          </w:tcPr>
-          <w:p>
-            <w:r>
-              <w:rPr>
-                <w:b/>
-                <w:sz w:val="20"/>
-              </w:rPr>
-            </w:r>
-            <w:r>
-              <w:rPr>
-                <w:b/>
-                <w:sz w:val="20"/>
-              </w:rPr>
-              <w:t>Typical fitment</w:t>
+              <w:t>Current GWM-official line (VERIFIED)</w:t>
             </w:r>
           </w:p>
         </w:tc>
@@ -302,7 +262,7 @@
       <w:tr>
         <w:tc>
           <w:tcPr>
-            <w:tcW w:type="dxa" w:w="2160"/>
+            <w:tcW w:type="dxa" w:w="2880"/>
           </w:tcPr>
           <w:p>
             <w:r>
@@ -314,13 +274,13 @@
               <w:rPr>
                 <w:sz w:val="20"/>
               </w:rPr>
-              <w:t>GW4C20B 2.0T petrol</w:t>
+              <w:t>Petrol</w:t>
             </w:r>
           </w:p>
         </w:tc>
         <w:tc>
           <w:tcPr>
-            <w:tcW w:type="dxa" w:w="2160"/>
+            <w:tcW w:type="dxa" w:w="2880"/>
           </w:tcPr>
           <w:p>
             <w:r>
@@ -332,13 +292,13 @@
               <w:rPr>
                 <w:sz w:val="20"/>
               </w:rPr>
-              <w:t>Turbo, direct injection</w:t>
+              <w:t>GW4C20B 2.0T, 140 kW (190 PS) / 360 N·m, ZF 8AT</w:t>
             </w:r>
           </w:p>
         </w:tc>
         <w:tc>
           <w:tcPr>
-            <w:tcW w:type="dxa" w:w="2160"/>
+            <w:tcW w:type="dxa" w:w="2880"/>
           </w:tcPr>
           <w:p>
             <w:r>
@@ -350,13 +310,15 @@
               <w:rPr>
                 <w:sz w:val="20"/>
               </w:rPr>
-              <w:t>140 kW (190 PS) / 360 N·m</w:t>
+              <w:t>GW4C20B, net 160 kW / 380 N·m, 8AT (per GWM pickup official config)</w:t>
             </w:r>
           </w:p>
         </w:tc>
+      </w:tr>
+      <w:tr>
         <w:tc>
           <w:tcPr>
-            <w:tcW w:type="dxa" w:w="2160"/>
+            <w:tcW w:type="dxa" w:w="2880"/>
           </w:tcPr>
           <w:p>
             <w:r>
@@ -368,15 +330,13 @@
               <w:rPr>
                 <w:sz w:val="20"/>
               </w:rPr>
-              <w:t>Passenger 2.0T</w:t>
+              <w:t>Diesel</w:t>
             </w:r>
           </w:p>
         </w:tc>
-      </w:tr>
-      <w:tr>
         <w:tc>
           <w:tcPr>
-            <w:tcW w:type="dxa" w:w="2160"/>
+            <w:tcW w:type="dxa" w:w="2880"/>
           </w:tcPr>
           <w:p>
             <w:r>
@@ -388,43 +348,7 @@
               <w:rPr>
                 <w:sz w:val="20"/>
               </w:rPr>
-              <w:t>2.4T diesel</w:t>
-            </w:r>
-          </w:p>
-        </w:tc>
-        <w:tc>
-          <w:tcPr>
-            <w:tcW w:type="dxa" w:w="2160"/>
-          </w:tcPr>
-          <w:p>
-            <w:r>
-              <w:rPr>
-                <w:sz w:val="20"/>
-              </w:rPr>
-            </w:r>
-            <w:r>
-              <w:rPr>
-                <w:sz w:val="20"/>
-              </w:rPr>
-              <w:t>Turbo-diesel</w:t>
-            </w:r>
-          </w:p>
-        </w:tc>
-        <w:tc>
-          <w:tcPr>
-            <w:tcW w:type="dxa" w:w="2160"/>
-          </w:tcPr>
-          <w:p>
-            <w:r>
-              <w:rPr>
-                <w:sz w:val="20"/>
-              </w:rPr>
-            </w:r>
-            <w:r>
-              <w:rPr>
-                <w:sz w:val="20"/>
-              </w:rPr>
-              <w:t xml:space="preserve">135 kW (186 PS) / </w:t>
+              <w:t xml:space="preserve">2.4T, 135 kW (186 PS) / </w:t>
             </w:r>
             <w:r>
               <w:rPr>
@@ -437,7 +361,7 @@
         </w:tc>
         <w:tc>
           <w:tcPr>
-            <w:tcW w:type="dxa" w:w="2160"/>
+            <w:tcW w:type="dxa" w:w="2880"/>
           </w:tcPr>
           <w:p>
             <w:r>
@@ -449,7 +373,20 @@
               <w:rPr>
                 <w:sz w:val="20"/>
               </w:rPr>
-              <w:t>Passenger 2.4T diesel</w:t>
+              <w:t xml:space="preserve">GW4D24 2.4T, net 135 kW / 480 N·m, </w:t>
+            </w:r>
+            <w:r>
+              <w:rPr>
+                <w:b/>
+                <w:sz w:val="20"/>
+              </w:rPr>
+              <w:t>9AT</w:t>
+            </w:r>
+            <w:r>
+              <w:rPr>
+                <w:sz w:val="20"/>
+              </w:rPr>
+              <w:t xml:space="preserve"> (GWM official); export Poer 2.4 lists ~181–183 PS / 480 N·m with 9-speed auto (GWM Jordan/UK official)</w:t>
             </w:r>
           </w:p>
         </w:tc>
@@ -457,16 +394,16 @@
     </w:tbl>
     <w:p>
       <w:r>
-        <w:t xml:space="preserve">Both automatic passenger versions use a </w:t>
+        <w:t xml:space="preserve">The important procurement point is not a single "correct" number but that </w:t>
       </w:r>
       <w:r>
         <w:rPr>
           <w:b/>
         </w:rPr>
-        <w:t>ZF 8-speed torque-converter automatic (8AT)</w:t>
+        <w:t>outputs and the transmission have moved across model years and markets</w:t>
       </w:r>
       <w:r>
-        <w:t>. The diesel gives up almost nothing in power but adds 120 N·m of torque, which is the relevant choice for towing and loaded running. These drivetrain figures are CROSS_CHECKED across Autohome, PCauto and 360che. Manual and alternative transmissions exist on other (commercial) versions and should be specified separately rather than assumed.</w:t>
+        <w:t>: the 2024 China passenger car used a ZF 8AT, while current GWM builds pair the 2.4 diesel with a GWM 9AT. Always quote the engine code (GW4C20B / GW4D24), its power on the exact sheet, and the transmission model — never a generic "Poer automatic." The diesel's 480 N·m is the choice for towing and loaded running.</w:t>
       </w:r>
     </w:p>
     <w:p>
@@ -474,7 +411,7 @@
         <w:pStyle w:val="Heading1"/>
       </w:pPr>
       <w:r>
-        <w:t>Chassis, Drive and Wheelbase</w:t>
+        <w:t>Four-Wheel Drive and Chassis</w:t>
       </w:r>
     </w:p>
     <w:p>
@@ -488,16 +425,21 @@
         <w:t>Drive</w:t>
       </w:r>
       <w:r>
-        <w:t xml:space="preserve">: the passenger 4×4 uses an </w:t>
+        <w:t>: 4×2 or 4×4; the passenger 4×4 uses an on-demand/torque-on-demand system, while off-road versions add part-time low range, locks and chassis/tyre upgrades. State 4×2 vs 4×4 and the exact 4WD type.</w:t>
       </w:r>
+    </w:p>
+    <w:p>
+      <w:pPr>
+        <w:pStyle w:val="ListBullet"/>
+      </w:pPr>
       <w:r>
         <w:rPr>
           <w:b/>
         </w:rPr>
-        <w:t>on-demand (part-time/torque-on-demand) four-wheel-drive</w:t>
+        <w:t>Chassis</w:t>
       </w:r>
       <w:r>
-        <w:t xml:space="preserve"> system; 4×2 is also offered. Confirm whether the quoted truck is 4×2 or 4×4 and the exact 4WD type (on-demand vs part-time with low range on off-road versions).</w:t>
+        <w:t>: body-on-frame ladder frame, double cab five-seat; front double-wishbone / rear rigid axle with leaf or coil set-up by version — confirm the rear suspension, since it affects ride and payload.</w:t>
       </w:r>
     </w:p>
     <w:p>
@@ -511,25 +453,28 @@
         <w:t>Wheelbase</w:t>
       </w:r>
       <w:r>
-        <w:t xml:space="preserve">: </w:t>
+        <w:t>: 3230 mm passenger standard bed; 3470 mm commercial long bed. Do not mix the two.</w:t>
       </w:r>
+    </w:p>
+    <w:p>
+      <w:pPr>
+        <w:pStyle w:val="Heading1"/>
+      </w:pPr>
       <w:r>
-        <w:rPr>
-          <w:b/>
-        </w:rPr>
-        <w:t>3230 mm</w:t>
+        <w:t>Cargo Bed and Payload — Verify, Do Not Assume</w:t>
       </w:r>
+    </w:p>
+    <w:p>
       <w:r>
-        <w:t xml:space="preserve"> for the passenger standard-bed; </w:t>
+        <w:t>For a pickup the bed and rated payload are the commercial core, and they are version-dependent:</w:t>
       </w:r>
+    </w:p>
+    <w:p>
+      <w:pPr>
+        <w:pStyle w:val="ListBullet"/>
+      </w:pPr>
       <w:r>
-        <w:rPr>
-          <w:b/>
-        </w:rPr>
-        <w:t>3470 mm</w:t>
-      </w:r>
-      <w:r>
-        <w:t xml:space="preserve"> for the commercial long-bed. Do not mix the two.</w:t>
+        <w:t>A passenger-bed reference around 1520 × 1520 mm (internal) is recorded from a single database source; confirm internal length/width/height on the chosen cab/bed (standard vs long changes them).</w:t>
       </w:r>
     </w:p>
     <w:p>
@@ -540,77 +485,10 @@
         <w:rPr>
           <w:b/>
         </w:rPr>
-        <w:t>Body</w:t>
+        <w:t>Payload, GVW, towing rating, axle ratings and tyre load index were not in the verified fact base and are not invented.</w:t>
       </w:r>
       <w:r>
-        <w:t>: 4-door, 5-seat double cab.</w:t>
-      </w:r>
-    </w:p>
-    <w:p>
-      <w:pPr>
-        <w:pStyle w:val="ListBullet"/>
-      </w:pPr>
-      <w:r>
-        <w:rPr>
-          <w:b/>
-        </w:rPr>
-        <w:t>Overall size (reference)</w:t>
-      </w:r>
-      <w:r>
-        <w:t xml:space="preserve">: 5416 × 1947 × 1886 mm for the box-bodied 2.0T passenger variant — this is a </w:t>
-      </w:r>
-      <w:r>
-        <w:rPr>
-          <w:b/>
-        </w:rPr>
-        <w:t>single-source</w:t>
-      </w:r>
-      <w:r>
-        <w:t xml:space="preserve"> dimension, so match it to the exact VIN/version before using it on documents.</w:t>
-      </w:r>
-    </w:p>
-    <w:p>
-      <w:pPr>
-        <w:pStyle w:val="Heading1"/>
-      </w:pPr>
-      <w:r>
-        <w:t>Cargo Bed and Payload — Verify, Don't Assume</w:t>
-      </w:r>
-    </w:p>
-    <w:p>
-      <w:r>
-        <w:t>For a pickup, the bed and rated payload are the commercial heart of the purchase:</w:t>
-      </w:r>
-    </w:p>
-    <w:p>
-      <w:pPr>
-        <w:pStyle w:val="ListBullet"/>
-      </w:pPr>
-      <w:r>
-        <w:t xml:space="preserve">A passenger-version bed reference of approximately </w:t>
-      </w:r>
-      <w:r>
-        <w:rPr>
-          <w:b/>
-        </w:rPr>
-        <w:t>1520 × 1520 × 1050 mm</w:t>
-      </w:r>
-      <w:r>
-        <w:t xml:space="preserve"> is recorded from a single source (PCauto); treat it as indicative and confirm the internal length/width/height on the chosen cab/bed combination — standard vs long bed changes these numbers.</w:t>
-      </w:r>
-    </w:p>
-    <w:p>
-      <w:pPr>
-        <w:pStyle w:val="ListBullet"/>
-      </w:pPr>
-      <w:r>
-        <w:rPr>
-          <w:b/>
-        </w:rPr>
-        <w:t>Payload capacity, GVW, towing rating, axle ratings and tyre/load index were not captured in the Stage-1 fact base and are deliberately not invented here.</w:t>
-      </w:r>
-      <w:r>
-        <w:t xml:space="preserve"> Request these from the official/commercial specification sheet for the exact version and destination market; they vary by suspension, wheelbase and whether the truck is passenger- or commercial-rated.</w:t>
+        <w:t xml:space="preserve"> Request them from the GWM official/commercial sheet for the exact version and destination market — they vary with suspension, wheelbase and passenger-vs-commercial rating.</w:t>
       </w:r>
     </w:p>
     <w:p>
@@ -730,7 +608,7 @@
               <w:rPr>
                 <w:sz w:val="20"/>
               </w:rPr>
-              <w:t>Comfort-oriented double cab, ZF 8AT, on-demand 4WD</w:t>
+              <w:t>Comfort double cab, automatic, on-demand 4WD</w:t>
             </w:r>
           </w:p>
         </w:tc>
@@ -748,7 +626,7 @@
               <w:rPr>
                 <w:sz w:val="20"/>
               </w:rPr>
-              <w:t>Seat/comfort trim, petrol vs diesel, 4×2/4×4</w:t>
+              <w:t>Trim, petrol/diesel, 4×2/4×4, transmission year</w:t>
             </w:r>
           </w:p>
         </w:tc>
@@ -804,7 +682,7 @@
               <w:rPr>
                 <w:sz w:val="20"/>
               </w:rPr>
-              <w:t>Payload/GVW, bed length, leaf-spring setup, manual option</w:t>
+              <w:t>Payload/GVW, bed length, leaf-spring set-up, manual option</w:t>
             </w:r>
           </w:p>
         </w:tc>
@@ -842,7 +720,7 @@
               <w:rPr>
                 <w:sz w:val="20"/>
               </w:rPr>
-              <w:t>Enhanced 4WD, chassis/tyre upgrades</w:t>
+              <w:t>Enhanced 4WD, locks, chassis/tyre upgrades</w:t>
             </w:r>
           </w:p>
         </w:tc>
@@ -860,7 +738,7 @@
               <w:rPr>
                 <w:sz w:val="20"/>
               </w:rPr>
-              <w:t>Low-range/locks, tyres, ground clearance, approach/departure angles</w:t>
+              <w:t>Low range, diff locks, tyres, ground clearance, angles</w:t>
             </w:r>
           </w:p>
         </w:tc>
@@ -871,7 +749,29 @@
         <w:pStyle w:val="Heading1"/>
       </w:pPr>
       <w:r>
-        <w:t>Export Verification for Pickup Importers</w:t>
+        <w:t>What AutoBridge Adds Beyond the Brochure</w:t>
+      </w:r>
+    </w:p>
+    <w:p>
+      <w:r>
+        <w:t xml:space="preserve">Pickup listings blur model years and markets, so buyers receive a "2.4 diesel 480 Nm" truck that may carry an 8AT or a 9AT, or a standard bed sold as a long bed. AutoBridge pins </w:t>
+      </w:r>
+      <w:r>
+        <w:rPr>
+          <w:b/>
+        </w:rPr>
+        <w:t>engine code + transmission model + wheelbase/bed + drive type to the VIN build sheet</w:t>
+      </w:r>
+      <w:r>
+        <w:t>, separates 2024-reference values from current GWM-official outputs, and refuses to quote payload/towing that the official sheet does not state — preventing the most common double-cab order mismatch.</w:t>
+      </w:r>
+    </w:p>
+    <w:p>
+      <w:pPr>
+        <w:pStyle w:val="Heading1"/>
+      </w:pPr>
+      <w:r>
+        <w:t>Export Verification for Pickup Buyers</w:t>
       </w:r>
     </w:p>
     <w:p>
@@ -888,7 +788,7 @@
         <w:t>LHD/RHD</w:t>
       </w:r>
       <w:r>
-        <w:t xml:space="preserve"> for the destination and that the required engine (petrol/diesel) is produced in that steering layout.</w:t>
+        <w:t xml:space="preserve"> and that the chosen engine/transmission is produced in that steering layout.</w:t>
       </w:r>
     </w:p>
     <w:p>
@@ -896,16 +796,16 @@
         <w:pStyle w:val="ListBullet"/>
       </w:pPr>
       <w:r>
-        <w:t xml:space="preserve">Verify </w:t>
+        <w:t xml:space="preserve">Verify destination </w:t>
       </w:r>
       <w:r>
         <w:rPr>
           <w:b/>
         </w:rPr>
-        <w:t>emissions/fuel-standard acceptance</w:t>
+        <w:t>emissions/fuel</w:t>
       </w:r>
       <w:r>
-        <w:t xml:space="preserve"> — diesel availability and the accepted emission stage differ sharply by country (and by Middle East/GCC vs LatAm vs ANZ requirements); confirm against destination regulation, not the Chinese label.</w:t>
+        <w:t xml:space="preserve"> acceptance (diesel stage differs by GCC/LatAm/ANZ rule) — the Chinese label is not proof.</w:t>
       </w:r>
     </w:p>
     <w:p>
@@ -919,10 +819,10 @@
         <w:rPr>
           <w:b/>
         </w:rPr>
-        <w:t>payload, GVW, towing and axle ratings</w:t>
+        <w:t>payload/GVW/towing/axle ratings</w:t>
       </w:r>
       <w:r>
-        <w:t xml:space="preserve"> on the official sheet before fleet quotations.</w:t>
+        <w:t xml:space="preserve"> from the official sheet before fleet pricing.</w:t>
       </w:r>
     </w:p>
     <w:p>
@@ -930,7 +830,7 @@
         <w:pStyle w:val="ListBullet"/>
       </w:pPr>
       <w:r>
-        <w:t>Confirm bed dimensions and whether a bed liner/cover/sport bar is factory or accessory fitment.</w:t>
+        <w:t>Confirm bed dimensions and whether liner/cover/bar are factory or accessory fitment.</w:t>
       </w:r>
     </w:p>
     <w:p>
@@ -938,7 +838,7 @@
         <w:pStyle w:val="ListBullet"/>
       </w:pPr>
       <w:r>
-        <w:t>Match warranty terms: a Chinese reference of five years / 200,000 km is single-source and China-market coverage; overseas warranty follows the distributor.</w:t>
+        <w:t>Match warranty to the destination distributor; a China five-year/200,000 km reference is domestic coverage only.</w:t>
       </w:r>
     </w:p>
     <w:p>
@@ -951,13 +851,13 @@
     </w:p>
     <w:p>
       <w:r>
-        <w:t xml:space="preserve">No static export price is published. Chinese references (passenger 2.4T diesel 两驱舒适型 around RMB 135,800 / 四驱舒适型 from RMB 148,800) are </w:t>
+        <w:t xml:space="preserve">No static export price is published; China RMB references are </w:t>
       </w:r>
       <w:r>
         <w:rPr>
           <w:b/>
         </w:rPr>
-        <w:t>domestic, time-sensitive references only — not FOB/CIF quotes</w:t>
+        <w:t>domestic and time-sensitive, not FOB/CIF</w:t>
       </w:r>
       <w:r>
         <w:t xml:space="preserve">. Enquire with </w:t>
@@ -966,7 +866,7 @@
         <w:rPr>
           <w:b/>
         </w:rPr>
-        <w:t>Destination Country · Quantity · Version (Passenger/Commercial/Off-road) · Engine · 4×2/4×4 · LHD/RHD · Bed Length · Destination Port · Incoterm</w:t>
+        <w:t>Destination Country · Quantity · Version · Engine Code · Transmission · 4×2/4×4 · LHD/RHD · Bed Length · Destination Port · Incoterm</w:t>
       </w:r>
       <w:r>
         <w:t>.</w:t>
@@ -988,25 +888,25 @@
         <w:t>Petrol or diesel Poer?</w:t>
       </w:r>
       <w:r>
-        <w:t xml:space="preserve"> The 2.0T petrol makes 140 kW/360 N·m; the 2.4T diesel makes 135 kW but 480 N·m — choose diesel for load and towing. </w:t>
+        <w:t xml:space="preserve"> Petrol GW4C20B for lighter/road use; the 2.4 diesel GW4D24 makes 480 N·m for load and towing — choose by mission. </w:t>
       </w:r>
       <w:r>
         <w:rPr>
           <w:b/>
         </w:rPr>
-        <w:t>What gearbox does the passenger version use?</w:t>
+        <w:t>8AT or 9AT?</w:t>
       </w:r>
       <w:r>
-        <w:t xml:space="preserve"> A ZF 8-speed automatic; other versions may use different transmissions, so confirm by version. </w:t>
+        <w:t xml:space="preserve"> The 2024 China passenger car used a ZF 8AT; current GWM builds use a 9AT with the 2.4 diesel. Confirm the transmission on the exact VIN/year. </w:t>
       </w:r>
       <w:r>
         <w:rPr>
           <w:b/>
         </w:rPr>
-        <w:t>How long is the wheelbase?</w:t>
+        <w:t>What's the wheelbase?</w:t>
       </w:r>
       <w:r>
-        <w:t xml:space="preserve"> 3230 mm for the passenger standard bed and 3470 mm for the commercial long bed. </w:t>
+        <w:t xml:space="preserve"> 3230 mm standard passenger bed; 3470 mm commercial long bed. </w:t>
       </w:r>
       <w:r>
         <w:rPr>
@@ -1015,16 +915,16 @@
         <w:t>What is the payload?</w:t>
       </w:r>
       <w:r>
-        <w:t xml:space="preserve"> It was not in the verified fact base and must be taken from the exact version's official sheet — do not rely on a generic Poer number. </w:t>
+        <w:t xml:space="preserve"> Not stated here because it was absent from the verified fact base; take it from the exact version's official sheet. </w:t>
       </w:r>
       <w:r>
         <w:rPr>
           <w:b/>
         </w:rPr>
-        <w:t>Is the Poer sold in RHD?</w:t>
+        <w:t>Is it available in RHD?</w:t>
       </w:r>
       <w:r>
-        <w:t xml:space="preserve"> GWM sells Poer/Ute in both steering layouts across many markets, but confirm the specific engine/version is available in RHD for your country.</w:t>
+        <w:t xml:space="preserve"> GWM sells Poer/Ute in both layouts across many markets — confirm the specific engine/version in RHD for your country.</w:t>
       </w:r>
     </w:p>
     <w:p>
@@ -1042,17 +942,18 @@
         <w:tblLook w:firstColumn="1" w:firstRow="1" w:lastColumn="0" w:lastRow="0" w:noHBand="0" w:noVBand="1" w:val="04A0"/>
       </w:tblPr>
       <w:tblGrid>
-        <w:gridCol w:w="1440"/>
-        <w:gridCol w:w="1440"/>
-        <w:gridCol w:w="1440"/>
-        <w:gridCol w:w="1440"/>
-        <w:gridCol w:w="1440"/>
-        <w:gridCol w:w="1440"/>
+        <w:gridCol w:w="1234"/>
+        <w:gridCol w:w="1234"/>
+        <w:gridCol w:w="1234"/>
+        <w:gridCol w:w="1234"/>
+        <w:gridCol w:w="1234"/>
+        <w:gridCol w:w="1234"/>
+        <w:gridCol w:w="1234"/>
       </w:tblGrid>
       <w:tr>
         <w:tc>
           <w:tcPr>
-            <w:tcW w:type="dxa" w:w="1440"/>
+            <w:tcW w:type="dxa" w:w="1234"/>
             <w:shd w:val="clear" w:fill="EAF0F6"/>
           </w:tcPr>
           <w:p>
@@ -1073,7 +974,7 @@
         </w:tc>
         <w:tc>
           <w:tcPr>
-            <w:tcW w:type="dxa" w:w="1440"/>
+            <w:tcW w:type="dxa" w:w="1234"/>
             <w:shd w:val="clear" w:fill="EAF0F6"/>
           </w:tcPr>
           <w:p>
@@ -1094,7 +995,7 @@
         </w:tc>
         <w:tc>
           <w:tcPr>
-            <w:tcW w:type="dxa" w:w="1440"/>
+            <w:tcW w:type="dxa" w:w="1234"/>
             <w:shd w:val="clear" w:fill="EAF0F6"/>
           </w:tcPr>
           <w:p>
@@ -1115,7 +1016,7 @@
         </w:tc>
         <w:tc>
           <w:tcPr>
-            <w:tcW w:type="dxa" w:w="1440"/>
+            <w:tcW w:type="dxa" w:w="1234"/>
             <w:shd w:val="clear" w:fill="EAF0F6"/>
           </w:tcPr>
           <w:p>
@@ -1136,7 +1037,7 @@
         </w:tc>
         <w:tc>
           <w:tcPr>
-            <w:tcW w:type="dxa" w:w="1440"/>
+            <w:tcW w:type="dxa" w:w="1234"/>
             <w:shd w:val="clear" w:fill="EAF0F6"/>
           </w:tcPr>
           <w:p>
@@ -1157,7 +1058,28 @@
         </w:tc>
         <w:tc>
           <w:tcPr>
-            <w:tcW w:type="dxa" w:w="1440"/>
+            <w:tcW w:type="dxa" w:w="1234"/>
+            <w:shd w:val="clear" w:fill="EAF0F6"/>
+          </w:tcPr>
+          <w:p>
+            <w:r>
+              <w:rPr>
+                <w:b/>
+                <w:sz w:val="20"/>
+              </w:rPr>
+            </w:r>
+            <w:r>
+              <w:rPr>
+                <w:b/>
+                <w:sz w:val="20"/>
+              </w:rPr>
+              <w:t>Confidence</w:t>
+            </w:r>
+          </w:p>
+        </w:tc>
+        <w:tc>
+          <w:tcPr>
+            <w:tcW w:type="dxa" w:w="1234"/>
             <w:shd w:val="clear" w:fill="EAF0F6"/>
           </w:tcPr>
           <w:p>
@@ -1180,7 +1102,7 @@
       <w:tr>
         <w:tc>
           <w:tcPr>
-            <w:tcW w:type="dxa" w:w="1440"/>
+            <w:tcW w:type="dxa" w:w="1234"/>
           </w:tcPr>
           <w:p>
             <w:r>
@@ -1192,13 +1114,13 @@
               <w:rPr>
                 <w:sz w:val="20"/>
               </w:rPr>
-              <w:t>Pao powertrain Q&amp;A</w:t>
+              <w:t>GWM pickup official configuration table (GW4C20B/GW4D24, 8AT/9AT, net power/torque)</w:t>
             </w:r>
           </w:p>
         </w:tc>
         <w:tc>
           <w:tcPr>
-            <w:tcW w:type="dxa" w:w="1440"/>
+            <w:tcW w:type="dxa" w:w="1234"/>
           </w:tcPr>
           <w:p>
             <w:r>
@@ -1210,13 +1132,26 @@
               <w:rPr>
                 <w:sz w:val="20"/>
               </w:rPr>
-              <w:t>Autohome (汽车之家)</w:t>
+              <w:t>GWM (</w:t>
+            </w:r>
+            <w:r>
+              <w:rPr>
+                <w:b/>
+                <w:sz w:val="20"/>
+              </w:rPr>
+              <w:t>manufacturer official</w:t>
+            </w:r>
+            <w:r>
+              <w:rPr>
+                <w:sz w:val="20"/>
+              </w:rPr>
+              <w:t>)</w:t>
             </w:r>
           </w:p>
         </w:tc>
         <w:tc>
           <w:tcPr>
-            <w:tcW w:type="dxa" w:w="1440"/>
+            <w:tcW w:type="dxa" w:w="1234"/>
           </w:tcPr>
           <w:p>
             <w:r>
@@ -1234,7 +1169,7 @@
         </w:tc>
         <w:tc>
           <w:tcPr>
-            <w:tcW w:type="dxa" w:w="1440"/>
+            <w:tcW w:type="dxa" w:w="1234"/>
           </w:tcPr>
           <w:p>
             <w:r>
@@ -1246,13 +1181,426 @@
               <w:rPr>
                 <w:sz w:val="20"/>
               </w:rPr>
-              <w:t>https://www.autohome.com.cn/ask/7251342.html</w:t>
+              <w:t>https://pickup.gwm.com.cn/configure/yyp.html?carId=1000097</w:t>
             </w:r>
           </w:p>
         </w:tc>
         <w:tc>
           <w:tcPr>
-            <w:tcW w:type="dxa" w:w="1440"/>
+            <w:tcW w:type="dxa" w:w="1234"/>
+          </w:tcPr>
+          <w:p>
+            <w:r>
+              <w:rPr>
+                <w:sz w:val="20"/>
+              </w:rPr>
+            </w:r>
+            <w:r>
+              <w:rPr>
+                <w:sz w:val="20"/>
+              </w:rPr>
+              <w:t>2026-09-03</w:t>
+            </w:r>
+          </w:p>
+        </w:tc>
+        <w:tc>
+          <w:tcPr>
+            <w:tcW w:type="dxa" w:w="1234"/>
+          </w:tcPr>
+          <w:p>
+            <w:r>
+              <w:rPr>
+                <w:sz w:val="20"/>
+              </w:rPr>
+            </w:r>
+            <w:r>
+              <w:rPr>
+                <w:b/>
+                <w:sz w:val="20"/>
+              </w:rPr>
+              <w:t>VERIFIED</w:t>
+            </w:r>
+          </w:p>
+        </w:tc>
+        <w:tc>
+          <w:tcPr>
+            <w:tcW w:type="dxa" w:w="1234"/>
+          </w:tcPr>
+          <w:p>
+            <w:r>
+              <w:rPr>
+                <w:sz w:val="20"/>
+              </w:rPr>
+            </w:r>
+            <w:r>
+              <w:rPr>
+                <w:sz w:val="20"/>
+              </w:rPr>
+              <w:t>Current official net outputs 160 kW/380 N·m petrol, 135 kW/480 N·m diesel, 8AT/9AT</w:t>
+            </w:r>
+          </w:p>
+        </w:tc>
+      </w:tr>
+      <w:tr>
+        <w:tc>
+          <w:tcPr>
+            <w:tcW w:type="dxa" w:w="1234"/>
+          </w:tcPr>
+          <w:p>
+            <w:r>
+              <w:rPr>
+                <w:sz w:val="20"/>
+              </w:rPr>
+            </w:r>
+            <w:r>
+              <w:rPr>
+                <w:sz w:val="20"/>
+              </w:rPr>
+              <w:t>GWM POER 2.4 export (181 hp/480 N·m/9AT, body-on-frame 4WD)</w:t>
+            </w:r>
+          </w:p>
+        </w:tc>
+        <w:tc>
+          <w:tcPr>
+            <w:tcW w:type="dxa" w:w="1234"/>
+          </w:tcPr>
+          <w:p>
+            <w:r>
+              <w:rPr>
+                <w:sz w:val="20"/>
+              </w:rPr>
+            </w:r>
+            <w:r>
+              <w:rPr>
+                <w:sz w:val="20"/>
+              </w:rPr>
+              <w:t>GWM Jordan (</w:t>
+            </w:r>
+            <w:r>
+              <w:rPr>
+                <w:b/>
+                <w:sz w:val="20"/>
+              </w:rPr>
+              <w:t>manufacturer official</w:t>
+            </w:r>
+            <w:r>
+              <w:rPr>
+                <w:sz w:val="20"/>
+              </w:rPr>
+              <w:t>)</w:t>
+            </w:r>
+          </w:p>
+        </w:tc>
+        <w:tc>
+          <w:tcPr>
+            <w:tcW w:type="dxa" w:w="1234"/>
+          </w:tcPr>
+          <w:p>
+            <w:r>
+              <w:rPr>
+                <w:sz w:val="20"/>
+              </w:rPr>
+            </w:r>
+            <w:r>
+              <w:rPr>
+                <w:sz w:val="20"/>
+              </w:rPr>
+              <w:t>Export/JO</w:t>
+            </w:r>
+          </w:p>
+        </w:tc>
+        <w:tc>
+          <w:tcPr>
+            <w:tcW w:type="dxa" w:w="1234"/>
+          </w:tcPr>
+          <w:p>
+            <w:r>
+              <w:rPr>
+                <w:sz w:val="20"/>
+              </w:rPr>
+            </w:r>
+            <w:r>
+              <w:rPr>
+                <w:sz w:val="20"/>
+              </w:rPr>
+              <w:t>https://www.gwmjordan.com/en/poer/poer?v=440</w:t>
+            </w:r>
+          </w:p>
+        </w:tc>
+        <w:tc>
+          <w:tcPr>
+            <w:tcW w:type="dxa" w:w="1234"/>
+          </w:tcPr>
+          <w:p>
+            <w:r>
+              <w:rPr>
+                <w:sz w:val="20"/>
+              </w:rPr>
+            </w:r>
+            <w:r>
+              <w:rPr>
+                <w:sz w:val="20"/>
+              </w:rPr>
+              <w:t>2026-09-03</w:t>
+            </w:r>
+          </w:p>
+        </w:tc>
+        <w:tc>
+          <w:tcPr>
+            <w:tcW w:type="dxa" w:w="1234"/>
+          </w:tcPr>
+          <w:p>
+            <w:r>
+              <w:rPr>
+                <w:sz w:val="20"/>
+              </w:rPr>
+            </w:r>
+            <w:r>
+              <w:rPr>
+                <w:b/>
+                <w:sz w:val="20"/>
+              </w:rPr>
+              <w:t>VERIFIED</w:t>
+            </w:r>
+          </w:p>
+        </w:tc>
+        <w:tc>
+          <w:tcPr>
+            <w:tcW w:type="dxa" w:w="1234"/>
+          </w:tcPr>
+          <w:p>
+            <w:r>
+              <w:rPr>
+                <w:sz w:val="20"/>
+              </w:rPr>
+            </w:r>
+            <w:r>
+              <w:rPr>
+                <w:sz w:val="20"/>
+              </w:rPr>
+              <w:t>Export 2.4 diesel output, 9AT, 4WD body-on-frame</w:t>
+            </w:r>
+          </w:p>
+        </w:tc>
+      </w:tr>
+      <w:tr>
+        <w:tc>
+          <w:tcPr>
+            <w:tcW w:type="dxa" w:w="1234"/>
+          </w:tcPr>
+          <w:p>
+            <w:r>
+              <w:rPr>
+                <w:sz w:val="20"/>
+              </w:rPr>
+            </w:r>
+            <w:r>
+              <w:rPr>
+                <w:sz w:val="20"/>
+              </w:rPr>
+              <w:t>GWM UK POER300 launch (2.4 diesel 183 PS/480 N·m, 9AT, full-time 4×4 low-range)</w:t>
+            </w:r>
+          </w:p>
+        </w:tc>
+        <w:tc>
+          <w:tcPr>
+            <w:tcW w:type="dxa" w:w="1234"/>
+          </w:tcPr>
+          <w:p>
+            <w:r>
+              <w:rPr>
+                <w:sz w:val="20"/>
+              </w:rPr>
+            </w:r>
+            <w:r>
+              <w:rPr>
+                <w:sz w:val="20"/>
+              </w:rPr>
+              <w:t>GWM Cars UK (</w:t>
+            </w:r>
+            <w:r>
+              <w:rPr>
+                <w:b/>
+                <w:sz w:val="20"/>
+              </w:rPr>
+              <w:t>manufacturer official</w:t>
+            </w:r>
+            <w:r>
+              <w:rPr>
+                <w:sz w:val="20"/>
+              </w:rPr>
+              <w:t>)</w:t>
+            </w:r>
+          </w:p>
+        </w:tc>
+        <w:tc>
+          <w:tcPr>
+            <w:tcW w:type="dxa" w:w="1234"/>
+          </w:tcPr>
+          <w:p>
+            <w:r>
+              <w:rPr>
+                <w:sz w:val="20"/>
+              </w:rPr>
+            </w:r>
+            <w:r>
+              <w:rPr>
+                <w:sz w:val="20"/>
+              </w:rPr>
+              <w:t>Export/UK</w:t>
+            </w:r>
+          </w:p>
+        </w:tc>
+        <w:tc>
+          <w:tcPr>
+            <w:tcW w:type="dxa" w:w="1234"/>
+          </w:tcPr>
+          <w:p>
+            <w:r>
+              <w:rPr>
+                <w:sz w:val="20"/>
+              </w:rPr>
+            </w:r>
+            <w:r>
+              <w:rPr>
+                <w:sz w:val="20"/>
+              </w:rPr>
+              <w:t>https://gwmcars.co.uk/gwm-uk-launches-new-double-cab-pick-up/</w:t>
+            </w:r>
+          </w:p>
+        </w:tc>
+        <w:tc>
+          <w:tcPr>
+            <w:tcW w:type="dxa" w:w="1234"/>
+          </w:tcPr>
+          <w:p>
+            <w:r>
+              <w:rPr>
+                <w:sz w:val="20"/>
+              </w:rPr>
+            </w:r>
+            <w:r>
+              <w:rPr>
+                <w:sz w:val="20"/>
+              </w:rPr>
+              <w:t>2026-09-03</w:t>
+            </w:r>
+          </w:p>
+        </w:tc>
+        <w:tc>
+          <w:tcPr>
+            <w:tcW w:type="dxa" w:w="1234"/>
+          </w:tcPr>
+          <w:p>
+            <w:r>
+              <w:rPr>
+                <w:sz w:val="20"/>
+              </w:rPr>
+            </w:r>
+            <w:r>
+              <w:rPr>
+                <w:b/>
+                <w:sz w:val="20"/>
+              </w:rPr>
+              <w:t>VERIFIED</w:t>
+            </w:r>
+          </w:p>
+        </w:tc>
+        <w:tc>
+          <w:tcPr>
+            <w:tcW w:type="dxa" w:w="1234"/>
+          </w:tcPr>
+          <w:p>
+            <w:r>
+              <w:rPr>
+                <w:sz w:val="20"/>
+              </w:rPr>
+            </w:r>
+            <w:r>
+              <w:rPr>
+                <w:sz w:val="20"/>
+              </w:rPr>
+              <w:t>Export diesel rating, 9AT, 4×4 low-range</w:t>
+            </w:r>
+          </w:p>
+        </w:tc>
+      </w:tr>
+      <w:tr>
+        <w:tc>
+          <w:tcPr>
+            <w:tcW w:type="dxa" w:w="1234"/>
+          </w:tcPr>
+          <w:p>
+            <w:r>
+              <w:rPr>
+                <w:sz w:val="20"/>
+              </w:rPr>
+            </w:r>
+            <w:r>
+              <w:rPr>
+                <w:sz w:val="20"/>
+              </w:rPr>
+              <w:t>2024 Pao config (China passenger reference)</w:t>
+            </w:r>
+          </w:p>
+        </w:tc>
+        <w:tc>
+          <w:tcPr>
+            <w:tcW w:type="dxa" w:w="1234"/>
+          </w:tcPr>
+          <w:p>
+            <w:r>
+              <w:rPr>
+                <w:sz w:val="20"/>
+              </w:rPr>
+            </w:r>
+            <w:r>
+              <w:rPr>
+                <w:sz w:val="20"/>
+              </w:rPr>
+              <w:t>PCauto (太平洋汽车)</w:t>
+            </w:r>
+          </w:p>
+        </w:tc>
+        <w:tc>
+          <w:tcPr>
+            <w:tcW w:type="dxa" w:w="1234"/>
+          </w:tcPr>
+          <w:p>
+            <w:r>
+              <w:rPr>
+                <w:sz w:val="20"/>
+              </w:rPr>
+            </w:r>
+            <w:r>
+              <w:rPr>
+                <w:sz w:val="20"/>
+              </w:rPr>
+              <w:t>CN</w:t>
+            </w:r>
+          </w:p>
+        </w:tc>
+        <w:tc>
+          <w:tcPr>
+            <w:tcW w:type="dxa" w:w="1234"/>
+          </w:tcPr>
+          <w:p>
+            <w:r>
+              <w:rPr>
+                <w:sz w:val="20"/>
+              </w:rPr>
+            </w:r>
+            <w:r>
+              <w:rPr>
+                <w:sz w:val="20"/>
+              </w:rPr>
+              <w:t>https://price.pcauto.com.cn/m128673/config.html</w:t>
+            </w:r>
+          </w:p>
+        </w:tc>
+        <w:tc>
+          <w:tcPr>
+            <w:tcW w:type="dxa" w:w="1234"/>
           </w:tcPr>
           <w:p>
             <w:r>
@@ -1270,7 +1618,7 @@
         </w:tc>
         <w:tc>
           <w:tcPr>
-            <w:tcW w:type="dxa" w:w="1440"/>
+            <w:tcW w:type="dxa" w:w="1234"/>
           </w:tcPr>
           <w:p>
             <w:r>
@@ -1282,15 +1630,13 @@
               <w:rPr>
                 <w:sz w:val="20"/>
               </w:rPr>
-              <w:t>GW4C20B 2.0T 140 kW/360 N·m, ZF 8AT</w:t>
+              <w:t>CROSS_CHECKED</w:t>
             </w:r>
           </w:p>
         </w:tc>
-      </w:tr>
-      <w:tr>
         <w:tc>
           <w:tcPr>
-            <w:tcW w:type="dxa" w:w="1440"/>
+            <w:tcW w:type="dxa" w:w="1234"/>
           </w:tcPr>
           <w:p>
             <w:r>
@@ -1302,13 +1648,15 @@
               <w:rPr>
                 <w:sz w:val="20"/>
               </w:rPr>
-              <w:t>2024 Pao config</w:t>
+              <w:t>2024 passenger 140 kW/360 petrol, 135 kW/480 diesel, ZF 8AT</w:t>
             </w:r>
           </w:p>
         </w:tc>
+      </w:tr>
+      <w:tr>
         <w:tc>
           <w:tcPr>
-            <w:tcW w:type="dxa" w:w="1440"/>
+            <w:tcW w:type="dxa" w:w="1234"/>
           </w:tcPr>
           <w:p>
             <w:r>
@@ -1320,13 +1668,31 @@
               <w:rPr>
                 <w:sz w:val="20"/>
               </w:rPr>
-              <w:t>PCauto (太平洋汽车)</w:t>
+              <w:t>Pao parameters (wheelbase/drive by version)</w:t>
             </w:r>
           </w:p>
         </w:tc>
         <w:tc>
           <w:tcPr>
-            <w:tcW w:type="dxa" w:w="1440"/>
+            <w:tcW w:type="dxa" w:w="1234"/>
+          </w:tcPr>
+          <w:p>
+            <w:r>
+              <w:rPr>
+                <w:sz w:val="20"/>
+              </w:rPr>
+            </w:r>
+            <w:r>
+              <w:rPr>
+                <w:sz w:val="20"/>
+              </w:rPr>
+              <w:t>360che / Autohome</w:t>
+            </w:r>
+          </w:p>
+        </w:tc>
+        <w:tc>
+          <w:tcPr>
+            <w:tcW w:type="dxa" w:w="1234"/>
           </w:tcPr>
           <w:p>
             <w:r>
@@ -1344,7 +1710,7 @@
         </w:tc>
         <w:tc>
           <w:tcPr>
-            <w:tcW w:type="dxa" w:w="1440"/>
+            <w:tcW w:type="dxa" w:w="1234"/>
           </w:tcPr>
           <w:p>
             <w:r>
@@ -1356,13 +1722,13 @@
               <w:rPr>
                 <w:sz w:val="20"/>
               </w:rPr>
-              <w:t>https://price.pcauto.com.cn/m128673/config.html</w:t>
+              <w:t>https://product.360che.com/m792/198189_param.html</w:t>
             </w:r>
           </w:p>
         </w:tc>
         <w:tc>
           <w:tcPr>
-            <w:tcW w:type="dxa" w:w="1440"/>
+            <w:tcW w:type="dxa" w:w="1234"/>
           </w:tcPr>
           <w:p>
             <w:r>
@@ -1380,7 +1746,7 @@
         </w:tc>
         <w:tc>
           <w:tcPr>
-            <w:tcW w:type="dxa" w:w="1440"/>
+            <w:tcW w:type="dxa" w:w="1234"/>
           </w:tcPr>
           <w:p>
             <w:r>
@@ -1392,15 +1758,13 @@
               <w:rPr>
                 <w:sz w:val="20"/>
               </w:rPr>
-              <w:t>2.4T diesel 135 kW/480 N·m, 2.0T figures</w:t>
+              <w:t>CROSS_CHECKED</w:t>
             </w:r>
           </w:p>
         </w:tc>
-      </w:tr>
-      <w:tr>
         <w:tc>
           <w:tcPr>
-            <w:tcW w:type="dxa" w:w="1440"/>
+            <w:tcW w:type="dxa" w:w="1234"/>
           </w:tcPr>
           <w:p>
             <w:r>
@@ -1412,427 +1776,7 @@
               <w:rPr>
                 <w:sz w:val="20"/>
               </w:rPr>
-              <w:t>GWM Pao parameters</w:t>
-            </w:r>
-          </w:p>
-        </w:tc>
-        <w:tc>
-          <w:tcPr>
-            <w:tcW w:type="dxa" w:w="1440"/>
-          </w:tcPr>
-          <w:p>
-            <w:r>
-              <w:rPr>
-                <w:sz w:val="20"/>
-              </w:rPr>
-            </w:r>
-            <w:r>
-              <w:rPr>
-                <w:sz w:val="20"/>
-              </w:rPr>
-              <w:t>360che (卡车之家)</w:t>
-            </w:r>
-          </w:p>
-        </w:tc>
-        <w:tc>
-          <w:tcPr>
-            <w:tcW w:type="dxa" w:w="1440"/>
-          </w:tcPr>
-          <w:p>
-            <w:r>
-              <w:rPr>
-                <w:sz w:val="20"/>
-              </w:rPr>
-            </w:r>
-            <w:r>
-              <w:rPr>
-                <w:sz w:val="20"/>
-              </w:rPr>
-              <w:t>CN</w:t>
-            </w:r>
-          </w:p>
-        </w:tc>
-        <w:tc>
-          <w:tcPr>
-            <w:tcW w:type="dxa" w:w="1440"/>
-          </w:tcPr>
-          <w:p>
-            <w:r>
-              <w:rPr>
-                <w:sz w:val="20"/>
-              </w:rPr>
-            </w:r>
-            <w:r>
-              <w:rPr>
-                <w:sz w:val="20"/>
-              </w:rPr>
-              <w:t>https://product.360che.com/m792/198189_param.html</w:t>
-            </w:r>
-          </w:p>
-        </w:tc>
-        <w:tc>
-          <w:tcPr>
-            <w:tcW w:type="dxa" w:w="1440"/>
-          </w:tcPr>
-          <w:p>
-            <w:r>
-              <w:rPr>
-                <w:sz w:val="20"/>
-              </w:rPr>
-            </w:r>
-            <w:r>
-              <w:rPr>
-                <w:sz w:val="20"/>
-              </w:rPr>
-              <w:t>2026-09-02</w:t>
-            </w:r>
-          </w:p>
-        </w:tc>
-        <w:tc>
-          <w:tcPr>
-            <w:tcW w:type="dxa" w:w="1440"/>
-          </w:tcPr>
-          <w:p>
-            <w:r>
-              <w:rPr>
-                <w:sz w:val="20"/>
-              </w:rPr>
-            </w:r>
-            <w:r>
-              <w:rPr>
-                <w:sz w:val="20"/>
-              </w:rPr>
-              <w:t>Wheelbase 3230/3470, drive/transmission by version</w:t>
-            </w:r>
-          </w:p>
-        </w:tc>
-      </w:tr>
-      <w:tr>
-        <w:tc>
-          <w:tcPr>
-            <w:tcW w:type="dxa" w:w="1440"/>
-          </w:tcPr>
-          <w:p>
-            <w:r>
-              <w:rPr>
-                <w:sz w:val="20"/>
-              </w:rPr>
-            </w:r>
-            <w:r>
-              <w:rPr>
-                <w:sz w:val="20"/>
-              </w:rPr>
-              <w:t>Passenger box-body variant</w:t>
-            </w:r>
-          </w:p>
-        </w:tc>
-        <w:tc>
-          <w:tcPr>
-            <w:tcW w:type="dxa" w:w="1440"/>
-          </w:tcPr>
-          <w:p>
-            <w:r>
-              <w:rPr>
-                <w:sz w:val="20"/>
-              </w:rPr>
-            </w:r>
-            <w:r>
-              <w:rPr>
-                <w:sz w:val="20"/>
-              </w:rPr>
-              <w:t>PCauto</w:t>
-            </w:r>
-          </w:p>
-        </w:tc>
-        <w:tc>
-          <w:tcPr>
-            <w:tcW w:type="dxa" w:w="1440"/>
-          </w:tcPr>
-          <w:p>
-            <w:r>
-              <w:rPr>
-                <w:sz w:val="20"/>
-              </w:rPr>
-            </w:r>
-            <w:r>
-              <w:rPr>
-                <w:sz w:val="20"/>
-              </w:rPr>
-              <w:t>CN</w:t>
-            </w:r>
-          </w:p>
-        </w:tc>
-        <w:tc>
-          <w:tcPr>
-            <w:tcW w:type="dxa" w:w="1440"/>
-          </w:tcPr>
-          <w:p>
-            <w:r>
-              <w:rPr>
-                <w:sz w:val="20"/>
-              </w:rPr>
-            </w:r>
-            <w:r>
-              <w:rPr>
-                <w:sz w:val="20"/>
-              </w:rPr>
-              <w:t>https://car.pcauto.com.cn/360/choose.jsp?mid=130087</w:t>
-            </w:r>
-          </w:p>
-        </w:tc>
-        <w:tc>
-          <w:tcPr>
-            <w:tcW w:type="dxa" w:w="1440"/>
-          </w:tcPr>
-          <w:p>
-            <w:r>
-              <w:rPr>
-                <w:sz w:val="20"/>
-              </w:rPr>
-            </w:r>
-            <w:r>
-              <w:rPr>
-                <w:sz w:val="20"/>
-              </w:rPr>
-              <w:t>2026-09-02</w:t>
-            </w:r>
-          </w:p>
-        </w:tc>
-        <w:tc>
-          <w:tcPr>
-            <w:tcW w:type="dxa" w:w="1440"/>
-          </w:tcPr>
-          <w:p>
-            <w:r>
-              <w:rPr>
-                <w:sz w:val="20"/>
-              </w:rPr>
-            </w:r>
-            <w:r>
-              <w:rPr>
-                <w:sz w:val="20"/>
-              </w:rPr>
-              <w:t>5416 mm dimensions, warranty reference (single source)</w:t>
-            </w:r>
-          </w:p>
-        </w:tc>
-      </w:tr>
-      <w:tr>
-        <w:tc>
-          <w:tcPr>
-            <w:tcW w:type="dxa" w:w="1440"/>
-          </w:tcPr>
-          <w:p>
-            <w:r>
-              <w:rPr>
-                <w:sz w:val="20"/>
-              </w:rPr>
-            </w:r>
-            <w:r>
-              <w:rPr>
-                <w:sz w:val="20"/>
-              </w:rPr>
-              <w:t>Pao bed note</w:t>
-            </w:r>
-          </w:p>
-        </w:tc>
-        <w:tc>
-          <w:tcPr>
-            <w:tcW w:type="dxa" w:w="1440"/>
-          </w:tcPr>
-          <w:p>
-            <w:r>
-              <w:rPr>
-                <w:sz w:val="20"/>
-              </w:rPr>
-            </w:r>
-            <w:r>
-              <w:rPr>
-                <w:sz w:val="20"/>
-              </w:rPr>
-              <w:t>PCauto</w:t>
-            </w:r>
-          </w:p>
-        </w:tc>
-        <w:tc>
-          <w:tcPr>
-            <w:tcW w:type="dxa" w:w="1440"/>
-          </w:tcPr>
-          <w:p>
-            <w:r>
-              <w:rPr>
-                <w:sz w:val="20"/>
-              </w:rPr>
-            </w:r>
-            <w:r>
-              <w:rPr>
-                <w:sz w:val="20"/>
-              </w:rPr>
-              <w:t>CN</w:t>
-            </w:r>
-          </w:p>
-        </w:tc>
-        <w:tc>
-          <w:tcPr>
-            <w:tcW w:type="dxa" w:w="1440"/>
-          </w:tcPr>
-          <w:p>
-            <w:r>
-              <w:rPr>
-                <w:sz w:val="20"/>
-              </w:rPr>
-            </w:r>
-            <w:r>
-              <w:rPr>
-                <w:sz w:val="20"/>
-              </w:rPr>
-              <w:t>http://m.pcauto.com.cn/note/867439740338573270.html</w:t>
-            </w:r>
-          </w:p>
-        </w:tc>
-        <w:tc>
-          <w:tcPr>
-            <w:tcW w:type="dxa" w:w="1440"/>
-          </w:tcPr>
-          <w:p>
-            <w:r>
-              <w:rPr>
-                <w:sz w:val="20"/>
-              </w:rPr>
-            </w:r>
-            <w:r>
-              <w:rPr>
-                <w:sz w:val="20"/>
-              </w:rPr>
-              <w:t>2026-09-02</w:t>
-            </w:r>
-          </w:p>
-        </w:tc>
-        <w:tc>
-          <w:tcPr>
-            <w:tcW w:type="dxa" w:w="1440"/>
-          </w:tcPr>
-          <w:p>
-            <w:r>
-              <w:rPr>
-                <w:sz w:val="20"/>
-              </w:rPr>
-            </w:r>
-            <w:r>
-              <w:rPr>
-                <w:sz w:val="20"/>
-              </w:rPr>
-              <w:t>Cargo bed reference (single source)</w:t>
-            </w:r>
-          </w:p>
-        </w:tc>
-      </w:tr>
-      <w:tr>
-        <w:tc>
-          <w:tcPr>
-            <w:tcW w:type="dxa" w:w="1440"/>
-          </w:tcPr>
-          <w:p>
-            <w:r>
-              <w:rPr>
-                <w:sz w:val="20"/>
-              </w:rPr>
-            </w:r>
-            <w:r>
-              <w:rPr>
-                <w:sz w:val="20"/>
-              </w:rPr>
-              <w:t>Pao passenger parameters</w:t>
-            </w:r>
-          </w:p>
-        </w:tc>
-        <w:tc>
-          <w:tcPr>
-            <w:tcW w:type="dxa" w:w="1440"/>
-          </w:tcPr>
-          <w:p>
-            <w:r>
-              <w:rPr>
-                <w:sz w:val="20"/>
-              </w:rPr>
-            </w:r>
-            <w:r>
-              <w:rPr>
-                <w:sz w:val="20"/>
-              </w:rPr>
-              <w:t>Cheshi (网上车市)</w:t>
-            </w:r>
-          </w:p>
-        </w:tc>
-        <w:tc>
-          <w:tcPr>
-            <w:tcW w:type="dxa" w:w="1440"/>
-          </w:tcPr>
-          <w:p>
-            <w:r>
-              <w:rPr>
-                <w:sz w:val="20"/>
-              </w:rPr>
-            </w:r>
-            <w:r>
-              <w:rPr>
-                <w:sz w:val="20"/>
-              </w:rPr>
-              <w:t>CN</w:t>
-            </w:r>
-          </w:p>
-        </w:tc>
-        <w:tc>
-          <w:tcPr>
-            <w:tcW w:type="dxa" w:w="1440"/>
-          </w:tcPr>
-          <w:p>
-            <w:r>
-              <w:rPr>
-                <w:sz w:val="20"/>
-              </w:rPr>
-            </w:r>
-            <w:r>
-              <w:rPr>
-                <w:sz w:val="20"/>
-              </w:rPr>
-              <w:t>https://a.cheshi.com/bseries_4361/param.html</w:t>
-            </w:r>
-          </w:p>
-        </w:tc>
-        <w:tc>
-          <w:tcPr>
-            <w:tcW w:type="dxa" w:w="1440"/>
-          </w:tcPr>
-          <w:p>
-            <w:r>
-              <w:rPr>
-                <w:sz w:val="20"/>
-              </w:rPr>
-            </w:r>
-            <w:r>
-              <w:rPr>
-                <w:sz w:val="20"/>
-              </w:rPr>
-              <w:t>2026-09-02</w:t>
-            </w:r>
-          </w:p>
-        </w:tc>
-        <w:tc>
-          <w:tcPr>
-            <w:tcW w:type="dxa" w:w="1440"/>
-          </w:tcPr>
-          <w:p>
-            <w:r>
-              <w:rPr>
-                <w:sz w:val="20"/>
-              </w:rPr>
-            </w:r>
-            <w:r>
-              <w:rPr>
-                <w:sz w:val="20"/>
-              </w:rPr>
-              <w:t>Domestic price references (time-sensitive)</w:t>
+              <w:t>3230/3470 wheelbases, version drive/transmission</w:t>
             </w:r>
           </w:p>
         </w:tc>
@@ -1843,7 +1787,7 @@
         <w:rPr>
           <w:i/>
         </w:rPr>
-        <w:t>Verification note: drivetrain and wheelbase CROSS_CHECKED; overall dimensions, bed size and warranty are SINGLE_SOURCE. Payload/GVW/towing were not in the fact base and are intentionally left for official confirmation. No GWM official page was captured in Stage 1.</w:t>
+        <w:t>Confidence note: current outputs/transmissions are VERIFIED on GWM-official pages; the 2024 China passenger values are CROSS_CHECKED on databases and are deliberately kept separate to avoid mixing model years. Payload/GVW/towing remain for the official sheet and are not estimated.</w:t>
       </w:r>
     </w:p>
     <w:p>
@@ -1862,10 +1806,10 @@
         <w:rPr>
           <w:b/>
         </w:rPr>
-        <w:t>Reviewed by</w:t>
+        <w:t>Author / reviewer</w:t>
       </w:r>
       <w:r>
-        <w:t>: AutoBridge Export Sourcing Team</w:t>
+        <w:t>: [AutoBridge Export Sourcing Team](/authors/autobridge-export-sourcing-team/) · method per our [Editorial Policy](/about/editorial-policy/)</w:t>
       </w:r>
     </w:p>
     <w:p>
@@ -1879,7 +1823,16 @@
         <w:t>Last reviewed</w:t>
       </w:r>
       <w:r>
-        <w:t>: 2026-09-02</w:t>
+        <w:t xml:space="preserve">: 2026-09-02 · </w:t>
+      </w:r>
+      <w:r>
+        <w:rPr>
+          <w:b/>
+        </w:rPr>
+        <w:t>Second-round source revision</w:t>
+      </w:r>
+      <w:r>
+        <w:t>: 2026-09-03 (GWM-official China + export pages added; 2024 vs current outputs/8AT-vs-9AT separated; URL evergreen)</w:t>
       </w:r>
     </w:p>
     <w:p>
@@ -1893,7 +1846,7 @@
         <w:t>Reference market</w:t>
       </w:r>
       <w:r>
-        <w:t>: China, 2024 passenger version (export name GWM Poer/Ute)</w:t>
+        <w:t>: China 2024 passenger build + current GWM-official export builds (shown separately)</w:t>
       </w:r>
     </w:p>
     <w:p>
@@ -1907,7 +1860,7 @@
         <w:t>Verification method</w:t>
       </w:r>
       <w:r>
-        <w:t>: Multi-source cross-check; single-source and missing payload data explicitly flagged</w:t>
+        <w:t>: Manufacturer-official current data + database cross-check of the named 2024 build; model-year differences preserved, not flattened</w:t>
       </w:r>
     </w:p>
     <w:p>
@@ -1918,10 +1871,10 @@
         <w:rPr>
           <w:b/>
         </w:rPr>
-        <w:t>Content status</w:t>
+        <w:t>Quality gates</w:t>
       </w:r>
       <w:r>
-        <w:t>: QA_PASS (Master/EN)</w:t>
+        <w:t>: EDITORIAL_QA_PASS=PASS · FACT_SOURCE_PASS=PASS (OEM sources added) · SEO_PASS=PASS (evergreen URL) · CODEX_REVIEW_PASS=PENDING (independent Codex review) · PUBLISH_APPROVED=FALSE until Codex sign-off</w:t>
       </w:r>
     </w:p>
     <w:sectPr>

--- a/deliveries/2026-09-02/01_Vehicle_Pages/VEH_20260902_05_Great_Wall_Poer_2024.docx
+++ b/deliveries/2026-09-02/01_Vehicle_Pages/VEH_20260902_05_Great_Wall_Poer_2024.docx
@@ -754,16 +754,16 @@
     </w:p>
     <w:p>
       <w:r>
-        <w:t xml:space="preserve">Pickup listings blur model years and markets, so buyers receive a "2.4 diesel 480 Nm" truck that may carry an 8AT or a 9AT, or a standard bed sold as a long bed. AutoBridge pins </w:t>
+        <w:t xml:space="preserve">Pickup listings blur model years and markets, so buyers receive a "2.4 diesel 480 Nm" truck that may carry an 8AT or a 9AT, or a standard bed sold as a long bed. The recommended method is to pin </w:t>
       </w:r>
       <w:r>
         <w:rPr>
           <w:b/>
         </w:rPr>
-        <w:t>engine code + transmission model + wheelbase/bed + drive type to the VIN build sheet</w:t>
+        <w:t>engine code + transmission model + wheelbase/bed + drive type to the VIN build note</w:t>
       </w:r>
       <w:r>
-        <w:t>, separates 2024-reference values from current GWM-official outputs, and refuses to quote payload/towing that the official sheet does not state — preventing the most common double-cab order mismatch.</w:t>
+        <w:t>, keep 2024-reference values separate from current GWM-official outputs, and decline to quote payload/towing that the official sheet does not state — avoiding the most common double-cab order mismatch.</w:t>
       </w:r>
     </w:p>
     <w:p>
@@ -1809,7 +1809,7 @@
         <w:t>Author / reviewer</w:t>
       </w:r>
       <w:r>
-        <w:t>: [AutoBridge Export Sourcing Team](/authors/autobridge-export-sourcing-team/) · method per our [Editorial Policy](/about/editorial-policy/)</w:t>
+        <w:t>: [AutoBridge Export Sourcing Team](/authors/) · method per our [Editorial Policy](/editorial-policy/)</w:t>
       </w:r>
     </w:p>
     <w:p>
@@ -1824,6 +1824,15 @@
       </w:r>
       <w:r>
         <w:t xml:space="preserve">: 2026-09-02 · </w:t>
+      </w:r>
+      <w:r>
+        <w:rPr>
+          <w:b/>
+        </w:rPr>
+        <w:t>R3 (2026-09-03): internal links set to live /authors/ and /editorial-policy/ paths; operations claims framed as recommended/editorial method</w:t>
+      </w:r>
+      <w:r>
+        <w:t xml:space="preserve"> · </w:t>
       </w:r>
       <w:r>
         <w:rPr>

--- a/deliveries/2026-09-02/01_Vehicle_Pages/VEH_20260902_05_Great_Wall_Poer_2024.docx
+++ b/deliveries/2026-09-02/01_Vehicle_Pages/VEH_20260902_05_Great_Wall_Poer_2024.docx
@@ -4,7 +4,7 @@
   <w:body>
     <w:p>
       <w:pPr>
-        <w:pStyle w:val="Title"/>
+        <w:pStyle w:val="Heading1"/>
       </w:pPr>
       <w:r>
         <w:t>GWM Poer (Pao / Ute) — Drivetrain, Bed, Chassis and the Version Map for Pickup Importers</w:t>
@@ -12,7 +12,7 @@
     </w:p>
     <w:p>
       <w:pPr>
-        <w:pStyle w:val="Heading1"/>
+        <w:pStyle w:val="Heading2"/>
       </w:pPr>
       <w:r>
         <w:t>SEO Metadata</w:t>
@@ -146,7 +146,7 @@
     </w:p>
     <w:p>
       <w:pPr>
-        <w:pStyle w:val="Heading1"/>
+        <w:pStyle w:val="Heading2"/>
       </w:pPr>
       <w:r>
         <w:t>Where the Poer Sits in the GWM Line-up</w:t>
@@ -177,7 +177,7 @@
     </w:p>
     <w:p>
       <w:pPr>
-        <w:pStyle w:val="Heading1"/>
+        <w:pStyle w:val="Heading2"/>
       </w:pPr>
       <w:r>
         <w:t>Drivetrain: Petrol vs Diesel — and a Model-Year Evolution to Respect</w:t>
@@ -185,7 +185,7 @@
     </w:p>
     <w:tbl>
       <w:tblPr>
-        <w:tblStyle w:val="TableGrid"/>
+        <w:tblStyle w:val="LightGrid-Accent1"/>
         <w:tblW w:type="auto" w:w="0"/>
         <w:tblLook w:firstColumn="1" w:firstRow="1" w:lastColumn="0" w:lastRow="0" w:noHBand="0" w:noVBand="1" w:val="04A0"/>
       </w:tblPr>
@@ -198,20 +198,9 @@
         <w:tc>
           <w:tcPr>
             <w:tcW w:type="dxa" w:w="2880"/>
-            <w:shd w:val="clear" w:fill="EAF0F6"/>
           </w:tcPr>
           <w:p>
             <w:r>
-              <w:rPr>
-                <w:b/>
-                <w:sz w:val="20"/>
-              </w:rPr>
-            </w:r>
-            <w:r>
-              <w:rPr>
-                <w:b/>
-                <w:sz w:val="20"/>
-              </w:rPr>
               <w:t>Powertrain</w:t>
             </w:r>
           </w:p>
@@ -219,20 +208,9 @@
         <w:tc>
           <w:tcPr>
             <w:tcW w:type="dxa" w:w="2880"/>
-            <w:shd w:val="clear" w:fill="EAF0F6"/>
           </w:tcPr>
           <w:p>
             <w:r>
-              <w:rPr>
-                <w:b/>
-                <w:sz w:val="20"/>
-              </w:rPr>
-            </w:r>
-            <w:r>
-              <w:rPr>
-                <w:b/>
-                <w:sz w:val="20"/>
-              </w:rPr>
               <w:t>China 2024 passenger reference (databases, CROSS_CHECKED)</w:t>
             </w:r>
           </w:p>
@@ -240,20 +218,9 @@
         <w:tc>
           <w:tcPr>
             <w:tcW w:type="dxa" w:w="2880"/>
-            <w:shd w:val="clear" w:fill="EAF0F6"/>
           </w:tcPr>
           <w:p>
             <w:r>
-              <w:rPr>
-                <w:b/>
-                <w:sz w:val="20"/>
-              </w:rPr>
-            </w:r>
-            <w:r>
-              <w:rPr>
-                <w:b/>
-                <w:sz w:val="20"/>
-              </w:rPr>
               <w:t>Current GWM-official line (VERIFIED)</w:t>
             </w:r>
           </w:p>
@@ -266,14 +233,6 @@
           </w:tcPr>
           <w:p>
             <w:r>
-              <w:rPr>
-                <w:sz w:val="20"/>
-              </w:rPr>
-            </w:r>
-            <w:r>
-              <w:rPr>
-                <w:sz w:val="20"/>
-              </w:rPr>
               <w:t>Petrol</w:t>
             </w:r>
           </w:p>
@@ -284,14 +243,6 @@
           </w:tcPr>
           <w:p>
             <w:r>
-              <w:rPr>
-                <w:sz w:val="20"/>
-              </w:rPr>
-            </w:r>
-            <w:r>
-              <w:rPr>
-                <w:sz w:val="20"/>
-              </w:rPr>
               <w:t>GW4C20B 2.0T, 140 kW (190 PS) / 360 N·m, ZF 8AT</w:t>
             </w:r>
           </w:p>
@@ -302,14 +253,6 @@
           </w:tcPr>
           <w:p>
             <w:r>
-              <w:rPr>
-                <w:sz w:val="20"/>
-              </w:rPr>
-            </w:r>
-            <w:r>
-              <w:rPr>
-                <w:sz w:val="20"/>
-              </w:rPr>
               <w:t>GW4C20B, net 160 kW / 380 N·m, 8AT (per GWM pickup official config)</w:t>
             </w:r>
           </w:p>
@@ -322,14 +265,6 @@
           </w:tcPr>
           <w:p>
             <w:r>
-              <w:rPr>
-                <w:sz w:val="20"/>
-              </w:rPr>
-            </w:r>
-            <w:r>
-              <w:rPr>
-                <w:sz w:val="20"/>
-              </w:rPr>
               <w:t>Diesel</w:t>
             </w:r>
           </w:p>
@@ -340,20 +275,11 @@
           </w:tcPr>
           <w:p>
             <w:r>
-              <w:rPr>
-                <w:sz w:val="20"/>
-              </w:rPr>
-            </w:r>
-            <w:r>
-              <w:rPr>
-                <w:sz w:val="20"/>
-              </w:rPr>
               <w:t xml:space="preserve">2.4T, 135 kW (186 PS) / </w:t>
             </w:r>
             <w:r>
               <w:rPr>
                 <w:b/>
-                <w:sz w:val="20"/>
               </w:rPr>
               <w:t>480 N·m</w:t>
             </w:r>
@@ -365,33 +291,22 @@
           </w:tcPr>
           <w:p>
             <w:r>
-              <w:rPr>
-                <w:sz w:val="20"/>
-              </w:rPr>
-            </w:r>
-            <w:r>
-              <w:rPr>
-                <w:sz w:val="20"/>
-              </w:rPr>
               <w:t xml:space="preserve">GW4D24 2.4T, net 135 kW / 480 N·m, </w:t>
             </w:r>
             <w:r>
               <w:rPr>
                 <w:b/>
-                <w:sz w:val="20"/>
               </w:rPr>
               <w:t>9AT</w:t>
             </w:r>
             <w:r>
-              <w:rPr>
-                <w:sz w:val="20"/>
-              </w:rPr>
               <w:t xml:space="preserve"> (GWM official); export Poer 2.4 lists ~181–183 PS / 480 N·m with 9-speed auto (GWM Jordan/UK official)</w:t>
             </w:r>
           </w:p>
         </w:tc>
       </w:tr>
     </w:tbl>
+    <w:p/>
     <w:p>
       <w:r>
         <w:t xml:space="preserve">The important procurement point is not a single "correct" number but that </w:t>
@@ -408,7 +323,7 @@
     </w:p>
     <w:p>
       <w:pPr>
-        <w:pStyle w:val="Heading1"/>
+        <w:pStyle w:val="Heading2"/>
       </w:pPr>
       <w:r>
         <w:t>Four-Wheel Drive and Chassis</w:t>
@@ -458,7 +373,7 @@
     </w:p>
     <w:p>
       <w:pPr>
-        <w:pStyle w:val="Heading1"/>
+        <w:pStyle w:val="Heading2"/>
       </w:pPr>
       <w:r>
         <w:t>Cargo Bed and Payload — Verify, Do Not Assume</w:t>
@@ -493,7 +408,7 @@
     </w:p>
     <w:p>
       <w:pPr>
-        <w:pStyle w:val="Heading1"/>
+        <w:pStyle w:val="Heading2"/>
       </w:pPr>
       <w:r>
         <w:t>Version Map for Ordering</w:t>
@@ -501,7 +416,7 @@
     </w:p>
     <w:tbl>
       <w:tblPr>
-        <w:tblStyle w:val="TableGrid"/>
+        <w:tblStyle w:val="LightGrid-Accent1"/>
         <w:tblW w:type="auto" w:w="0"/>
         <w:tblLook w:firstColumn="1" w:firstRow="1" w:lastColumn="0" w:lastRow="0" w:noHBand="0" w:noVBand="1" w:val="04A0"/>
       </w:tblPr>
@@ -514,20 +429,9 @@
         <w:tc>
           <w:tcPr>
             <w:tcW w:type="dxa" w:w="2880"/>
-            <w:shd w:val="clear" w:fill="EAF0F6"/>
           </w:tcPr>
           <w:p>
             <w:r>
-              <w:rPr>
-                <w:b/>
-                <w:sz w:val="20"/>
-              </w:rPr>
-            </w:r>
-            <w:r>
-              <w:rPr>
-                <w:b/>
-                <w:sz w:val="20"/>
-              </w:rPr>
               <w:t>Version</w:t>
             </w:r>
           </w:p>
@@ -535,20 +439,9 @@
         <w:tc>
           <w:tcPr>
             <w:tcW w:type="dxa" w:w="2880"/>
-            <w:shd w:val="clear" w:fill="EAF0F6"/>
           </w:tcPr>
           <w:p>
             <w:r>
-              <w:rPr>
-                <w:b/>
-                <w:sz w:val="20"/>
-              </w:rPr>
-            </w:r>
-            <w:r>
-              <w:rPr>
-                <w:b/>
-                <w:sz w:val="20"/>
-              </w:rPr>
               <w:t>Character</w:t>
             </w:r>
           </w:p>
@@ -556,20 +449,9 @@
         <w:tc>
           <w:tcPr>
             <w:tcW w:type="dxa" w:w="2880"/>
-            <w:shd w:val="clear" w:fill="EAF0F6"/>
           </w:tcPr>
           <w:p>
             <w:r>
-              <w:rPr>
-                <w:b/>
-                <w:sz w:val="20"/>
-              </w:rPr>
-            </w:r>
-            <w:r>
-              <w:rPr>
-                <w:b/>
-                <w:sz w:val="20"/>
-              </w:rPr>
               <w:t>Ordering focus</w:t>
             </w:r>
           </w:p>
@@ -582,14 +464,6 @@
           </w:tcPr>
           <w:p>
             <w:r>
-              <w:rPr>
-                <w:sz w:val="20"/>
-              </w:rPr>
-            </w:r>
-            <w:r>
-              <w:rPr>
-                <w:sz w:val="20"/>
-              </w:rPr>
               <w:t>乘用版 Passenger</w:t>
             </w:r>
           </w:p>
@@ -600,14 +474,6 @@
           </w:tcPr>
           <w:p>
             <w:r>
-              <w:rPr>
-                <w:sz w:val="20"/>
-              </w:rPr>
-            </w:r>
-            <w:r>
-              <w:rPr>
-                <w:sz w:val="20"/>
-              </w:rPr>
               <w:t>Comfort double cab, automatic, on-demand 4WD</w:t>
             </w:r>
           </w:p>
@@ -618,14 +484,6 @@
           </w:tcPr>
           <w:p>
             <w:r>
-              <w:rPr>
-                <w:sz w:val="20"/>
-              </w:rPr>
-            </w:r>
-            <w:r>
-              <w:rPr>
-                <w:sz w:val="20"/>
-              </w:rPr>
               <w:t>Trim, petrol/diesel, 4×2/4×4, transmission year</w:t>
             </w:r>
           </w:p>
@@ -638,14 +496,6 @@
           </w:tcPr>
           <w:p>
             <w:r>
-              <w:rPr>
-                <w:sz w:val="20"/>
-              </w:rPr>
-            </w:r>
-            <w:r>
-              <w:rPr>
-                <w:sz w:val="20"/>
-              </w:rPr>
               <w:t>商用版 Commercial</w:t>
             </w:r>
           </w:p>
@@ -656,14 +506,6 @@
           </w:tcPr>
           <w:p>
             <w:r>
-              <w:rPr>
-                <w:sz w:val="20"/>
-              </w:rPr>
-            </w:r>
-            <w:r>
-              <w:rPr>
-                <w:sz w:val="20"/>
-              </w:rPr>
               <w:t>Work-oriented, long bed (3470 mm WB), wider transmission choice</w:t>
             </w:r>
           </w:p>
@@ -674,14 +516,6 @@
           </w:tcPr>
           <w:p>
             <w:r>
-              <w:rPr>
-                <w:sz w:val="20"/>
-              </w:rPr>
-            </w:r>
-            <w:r>
-              <w:rPr>
-                <w:sz w:val="20"/>
-              </w:rPr>
               <w:t>Payload/GVW, bed length, leaf-spring set-up, manual option</w:t>
             </w:r>
           </w:p>
@@ -694,14 +528,6 @@
           </w:tcPr>
           <w:p>
             <w:r>
-              <w:rPr>
-                <w:sz w:val="20"/>
-              </w:rPr>
-            </w:r>
-            <w:r>
-              <w:rPr>
-                <w:sz w:val="20"/>
-              </w:rPr>
               <w:t>越野版 Off-road</w:t>
             </w:r>
           </w:p>
@@ -712,14 +538,6 @@
           </w:tcPr>
           <w:p>
             <w:r>
-              <w:rPr>
-                <w:sz w:val="20"/>
-              </w:rPr>
-            </w:r>
-            <w:r>
-              <w:rPr>
-                <w:sz w:val="20"/>
-              </w:rPr>
               <w:t>Enhanced 4WD, locks, chassis/tyre upgrades</w:t>
             </w:r>
           </w:p>
@@ -730,23 +548,16 @@
           </w:tcPr>
           <w:p>
             <w:r>
-              <w:rPr>
-                <w:sz w:val="20"/>
-              </w:rPr>
-            </w:r>
-            <w:r>
-              <w:rPr>
-                <w:sz w:val="20"/>
-              </w:rPr>
               <w:t>Low range, diff locks, tyres, ground clearance, angles</w:t>
             </w:r>
           </w:p>
         </w:tc>
       </w:tr>
     </w:tbl>
+    <w:p/>
     <w:p>
       <w:pPr>
-        <w:pStyle w:val="Heading1"/>
+        <w:pStyle w:val="Heading2"/>
       </w:pPr>
       <w:r>
         <w:t>What AutoBridge Adds Beyond the Brochure</w:t>
@@ -768,7 +579,7 @@
     </w:p>
     <w:p>
       <w:pPr>
-        <w:pStyle w:val="Heading1"/>
+        <w:pStyle w:val="Heading2"/>
       </w:pPr>
       <w:r>
         <w:t>Export Verification for Pickup Buyers</w:t>
@@ -843,7 +654,7 @@
     </w:p>
     <w:p>
       <w:pPr>
-        <w:pStyle w:val="Heading1"/>
+        <w:pStyle w:val="Heading2"/>
       </w:pPr>
       <w:r>
         <w:t>Request a Current Export Quotation</w:t>
@@ -874,7 +685,7 @@
     </w:p>
     <w:p>
       <w:pPr>
-        <w:pStyle w:val="Heading1"/>
+        <w:pStyle w:val="Heading2"/>
       </w:pPr>
       <w:r>
         <w:t>Buyer FAQ</w:t>
@@ -888,8 +699,10 @@
         <w:t>Petrol or diesel Poer?</w:t>
       </w:r>
       <w:r>
-        <w:t xml:space="preserve"> Petrol GW4C20B for lighter/road use; the 2.4 diesel GW4D24 makes 480 N·m for load and towing — choose by mission. </w:t>
+        <w:t xml:space="preserve"> Petrol GW4C20B for lighter/road use; the 2.4 diesel GW4D24 makes 480 N·m for load and towing — choose by mission.</w:t>
       </w:r>
+    </w:p>
+    <w:p>
       <w:r>
         <w:rPr>
           <w:b/>
@@ -897,8 +710,10 @@
         <w:t>8AT or 9AT?</w:t>
       </w:r>
       <w:r>
-        <w:t xml:space="preserve"> The 2024 China passenger car used a ZF 8AT; current GWM builds use a 9AT with the 2.4 diesel. Confirm the transmission on the exact VIN/year. </w:t>
+        <w:t xml:space="preserve"> The 2024 China passenger car used a ZF 8AT; current GWM builds use a 9AT with the 2.4 diesel. Confirm the transmission on the exact VIN/year.</w:t>
       </w:r>
+    </w:p>
+    <w:p>
       <w:r>
         <w:rPr>
           <w:b/>
@@ -906,8 +721,10 @@
         <w:t>What's the wheelbase?</w:t>
       </w:r>
       <w:r>
-        <w:t xml:space="preserve"> 3230 mm standard passenger bed; 3470 mm commercial long bed. </w:t>
+        <w:t xml:space="preserve"> 3230 mm standard passenger bed; 3470 mm commercial long bed.</w:t>
       </w:r>
+    </w:p>
+    <w:p>
       <w:r>
         <w:rPr>
           <w:b/>
@@ -915,8 +732,10 @@
         <w:t>What is the payload?</w:t>
       </w:r>
       <w:r>
-        <w:t xml:space="preserve"> Not stated here because it was absent from the verified fact base; take it from the exact version's official sheet. </w:t>
+        <w:t xml:space="preserve"> Not stated here because it was absent from the verified fact base; take it from the exact version's official sheet.</w:t>
       </w:r>
+    </w:p>
+    <w:p>
       <w:r>
         <w:rPr>
           <w:b/>
@@ -929,7 +748,255 @@
     </w:p>
     <w:p>
       <w:pPr>
-        <w:pStyle w:val="Heading1"/>
+        <w:pStyle w:val="Heading2"/>
+      </w:pPr>
+      <w:r>
+        <w:t>Image Record</w:t>
+      </w:r>
+    </w:p>
+    <w:p>
+      <w:pPr>
+        <w:pStyle w:val="ListBullet"/>
+      </w:pPr>
+      <w:r>
+        <w:t>IMAGE_ASSET_PATH: none secured in repository</w:t>
+      </w:r>
+    </w:p>
+    <w:p>
+      <w:pPr>
+        <w:pStyle w:val="ListBullet"/>
+      </w:pPr>
+      <w:r>
+        <w:t>ORIGINAL_IMAGE_URL: not captured</w:t>
+      </w:r>
+    </w:p>
+    <w:p>
+      <w:pPr>
+        <w:pStyle w:val="ListBullet"/>
+      </w:pPr>
+      <w:r>
+        <w:t>SOURCE_PAGE: not captured</w:t>
+      </w:r>
+    </w:p>
+    <w:p>
+      <w:pPr>
+        <w:pStyle w:val="ListBullet"/>
+      </w:pPr>
+      <w:r>
+        <w:t>RIGHTS_HOLDER: unconfirmed</w:t>
+      </w:r>
+    </w:p>
+    <w:p>
+      <w:pPr>
+        <w:pStyle w:val="ListBullet"/>
+      </w:pPr>
+      <w:r>
+        <w:t>LICENSE: none secured — no third-party image may be published until rights are cleared</w:t>
+      </w:r>
+    </w:p>
+    <w:p>
+      <w:pPr>
+        <w:pStyle w:val="ListBullet"/>
+      </w:pPr>
+      <w:r>
+        <w:t>CHECKED_DATE: 2026-09-05</w:t>
+      </w:r>
+    </w:p>
+    <w:p>
+      <w:pPr>
+        <w:pStyle w:val="ListBullet"/>
+      </w:pPr>
+      <w:r>
+        <w:t>MODEL_TOPIC_MATCH: must match the exact model/version (or the guide topic) and reference market above</w:t>
+      </w:r>
+    </w:p>
+    <w:p>
+      <w:pPr>
+        <w:pStyle w:val="ListBullet"/>
+      </w:pPr>
+      <w:r>
+        <w:t>IMAGE_RIGHTS_STATUS: FAIL (no licensed asset captured; a placeholder or “retain old image” note is not accepted)</w:t>
+      </w:r>
+    </w:p>
+    <w:p>
+      <w:pPr>
+        <w:pStyle w:val="ListBullet"/>
+      </w:pPr>
+      <w:r>
+        <w:t>ALT by language:</w:t>
+      </w:r>
+    </w:p>
+    <w:p>
+      <w:pPr>
+        <w:pStyle w:val="ListBullet"/>
+      </w:pPr>
+      <w:r>
+        <w:rPr>
+          <w:b/>
+        </w:rPr>
+        <w:t>EN</w:t>
+      </w:r>
+      <w:r>
+        <w:t>: AutoBridge export-buyer reference — GWM Poer, petrol/diesel Chinese-market vehicle / pickup truck</w:t>
+      </w:r>
+    </w:p>
+    <w:p>
+      <w:pPr>
+        <w:pStyle w:val="ListBullet"/>
+      </w:pPr>
+      <w:r>
+        <w:rPr>
+          <w:b/>
+        </w:rPr>
+        <w:t>FR</w:t>
+      </w:r>
+      <w:r>
+        <w:t>: Référence AutoBridge pour acheteurs export — GWM Poer, véhicule thermique (marché chinois) / pick-up</w:t>
+      </w:r>
+    </w:p>
+    <w:p>
+      <w:pPr>
+        <w:pStyle w:val="ListBullet"/>
+      </w:pPr>
+      <w:r>
+        <w:rPr>
+          <w:b/>
+        </w:rPr>
+        <w:t>DE</w:t>
+      </w:r>
+      <w:r>
+        <w:t>: AutoBridge-Referenz für Exportkäufer — GWM Poer, Verbrenner (chinesischer Markt) / Pick-up</w:t>
+      </w:r>
+    </w:p>
+    <w:p>
+      <w:pPr>
+        <w:pStyle w:val="ListBullet"/>
+      </w:pPr>
+      <w:r>
+        <w:rPr>
+          <w:b/>
+        </w:rPr>
+        <w:t>ES</w:t>
+      </w:r>
+      <w:r>
+        <w:t>: Referencia AutoBridge para compradores de exportación — GWM Poer, vehículo de combustión (mercado chino) / camioneta pick-up</w:t>
+      </w:r>
+    </w:p>
+    <w:p>
+      <w:pPr>
+        <w:pStyle w:val="ListBullet"/>
+      </w:pPr>
+      <w:r>
+        <w:rPr>
+          <w:b/>
+        </w:rPr>
+        <w:t>PT</w:t>
+      </w:r>
+      <w:r>
+        <w:t>: Referência AutoBridge para compradores de exportação — GWM Poer, veículo a combustão (mercado chinês) / picape</w:t>
+      </w:r>
+    </w:p>
+    <w:p>
+      <w:pPr>
+        <w:pStyle w:val="ListBullet"/>
+      </w:pPr>
+      <w:r>
+        <w:rPr>
+          <w:b/>
+        </w:rPr>
+        <w:t>JA</w:t>
+      </w:r>
+      <w:r>
+        <w:t>: AutoBridge 輸出バイヤー向けリファレンス｜GWM Poer, 中国市場仕様 内燃機関車 / ピックアップトラック</w:t>
+      </w:r>
+    </w:p>
+    <w:p>
+      <w:pPr>
+        <w:pStyle w:val="ListBullet"/>
+      </w:pPr>
+      <w:r>
+        <w:rPr>
+          <w:b/>
+        </w:rPr>
+        <w:t>KO</w:t>
+      </w:r>
+      <w:r>
+        <w:t>: AutoBridge 수출 바이어 참고 자료｜GWM Poer, 중국 시장 내연기관 차량 / 픽업트럭</w:t>
+      </w:r>
+    </w:p>
+    <w:p>
+      <w:pPr>
+        <w:pStyle w:val="ListBullet"/>
+      </w:pPr>
+      <w:r>
+        <w:rPr>
+          <w:b/>
+        </w:rPr>
+        <w:t>VI</w:t>
+      </w:r>
+      <w:r>
+        <w:t>: Tài liệu tham khảo AutoBridge cho người mua xuất khẩu — GWM Poer, xe động cơ đốt trong (thị trường Trung Quốc) / xe bán tải</w:t>
+      </w:r>
+    </w:p>
+    <w:p>
+      <w:pPr>
+        <w:pStyle w:val="ListBullet"/>
+      </w:pPr>
+      <w:r>
+        <w:rPr>
+          <w:b/>
+        </w:rPr>
+        <w:t>TH</w:t>
+      </w:r>
+      <w:r>
+        <w:t>: เอกสารอ้างอิง AutoBridge สำหรับผู้ซื้อเพื่อการส่งออก — GWM Poer, รถเครื่องยนต์สันดาป (ตลาดจีน) / รถกระบะ</w:t>
+      </w:r>
+    </w:p>
+    <w:p>
+      <w:pPr>
+        <w:pStyle w:val="ListBullet"/>
+      </w:pPr>
+      <w:r>
+        <w:rPr>
+          <w:b/>
+        </w:rPr>
+        <w:t>ID</w:t>
+      </w:r>
+      <w:r>
+        <w:t>: Referensi AutoBridge untuk pembeli ekspor — GWM Poer, kendaraan mesin pembakaran (pasar Tiongkok) / truk pikap</w:t>
+      </w:r>
+    </w:p>
+    <w:p>
+      <w:pPr>
+        <w:pStyle w:val="ListBullet"/>
+      </w:pPr>
+      <w:r>
+        <w:rPr>
+          <w:b/>
+        </w:rPr>
+        <w:t>AR</w:t>
+      </w:r>
+      <w:r>
+        <w:t>: مرجع AutoBridge لمشتري التصدير — GWM Poer, مركبة بمحرك احتراق (سوق الصين) / شاحنة بيك أب</w:t>
+      </w:r>
+    </w:p>
+    <w:p>
+      <w:pPr>
+        <w:pStyle w:val="ListBullet"/>
+      </w:pPr>
+      <w:r>
+        <w:rPr>
+          <w:b/>
+        </w:rPr>
+        <w:t>ZH</w:t>
+      </w:r>
+      <w:r>
+        <w:t>: AutoBridge 出口采购参考｜GWM Poer, 中国市场燃油车 / 皮卡</w:t>
+      </w:r>
+    </w:p>
+    <w:p>
+      <w:pPr>
+        <w:pStyle w:val="Heading2"/>
       </w:pPr>
       <w:r>
         <w:t>Sources &amp; Verification</w:t>
@@ -937,7 +1004,7 @@
     </w:p>
     <w:tbl>
       <w:tblPr>
-        <w:tblStyle w:val="TableGrid"/>
+        <w:tblStyle w:val="LightGrid-Accent1"/>
         <w:tblW w:type="auto" w:w="0"/>
         <w:tblLook w:firstColumn="1" w:firstRow="1" w:lastColumn="0" w:lastRow="0" w:noHBand="0" w:noVBand="1" w:val="04A0"/>
       </w:tblPr>
@@ -954,20 +1021,9 @@
         <w:tc>
           <w:tcPr>
             <w:tcW w:type="dxa" w:w="1234"/>
-            <w:shd w:val="clear" w:fill="EAF0F6"/>
           </w:tcPr>
           <w:p>
             <w:r>
-              <w:rPr>
-                <w:b/>
-                <w:sz w:val="20"/>
-              </w:rPr>
-            </w:r>
-            <w:r>
-              <w:rPr>
-                <w:b/>
-                <w:sz w:val="20"/>
-              </w:rPr>
               <w:t>Source title</w:t>
             </w:r>
           </w:p>
@@ -975,20 +1031,9 @@
         <w:tc>
           <w:tcPr>
             <w:tcW w:type="dxa" w:w="1234"/>
-            <w:shd w:val="clear" w:fill="EAF0F6"/>
           </w:tcPr>
           <w:p>
             <w:r>
-              <w:rPr>
-                <w:b/>
-                <w:sz w:val="20"/>
-              </w:rPr>
-            </w:r>
-            <w:r>
-              <w:rPr>
-                <w:b/>
-                <w:sz w:val="20"/>
-              </w:rPr>
               <w:t>Organization</w:t>
             </w:r>
           </w:p>
@@ -996,20 +1041,9 @@
         <w:tc>
           <w:tcPr>
             <w:tcW w:type="dxa" w:w="1234"/>
-            <w:shd w:val="clear" w:fill="EAF0F6"/>
           </w:tcPr>
           <w:p>
             <w:r>
-              <w:rPr>
-                <w:b/>
-                <w:sz w:val="20"/>
-              </w:rPr>
-            </w:r>
-            <w:r>
-              <w:rPr>
-                <w:b/>
-                <w:sz w:val="20"/>
-              </w:rPr>
               <w:t>Market</w:t>
             </w:r>
           </w:p>
@@ -1017,20 +1051,9 @@
         <w:tc>
           <w:tcPr>
             <w:tcW w:type="dxa" w:w="1234"/>
-            <w:shd w:val="clear" w:fill="EAF0F6"/>
           </w:tcPr>
           <w:p>
             <w:r>
-              <w:rPr>
-                <w:b/>
-                <w:sz w:val="20"/>
-              </w:rPr>
-            </w:r>
-            <w:r>
-              <w:rPr>
-                <w:b/>
-                <w:sz w:val="20"/>
-              </w:rPr>
               <w:t>URL</w:t>
             </w:r>
           </w:p>
@@ -1038,20 +1061,9 @@
         <w:tc>
           <w:tcPr>
             <w:tcW w:type="dxa" w:w="1234"/>
-            <w:shd w:val="clear" w:fill="EAF0F6"/>
           </w:tcPr>
           <w:p>
             <w:r>
-              <w:rPr>
-                <w:b/>
-                <w:sz w:val="20"/>
-              </w:rPr>
-            </w:r>
-            <w:r>
-              <w:rPr>
-                <w:b/>
-                <w:sz w:val="20"/>
-              </w:rPr>
               <w:t>Checked</w:t>
             </w:r>
           </w:p>
@@ -1059,20 +1071,9 @@
         <w:tc>
           <w:tcPr>
             <w:tcW w:type="dxa" w:w="1234"/>
-            <w:shd w:val="clear" w:fill="EAF0F6"/>
           </w:tcPr>
           <w:p>
             <w:r>
-              <w:rPr>
-                <w:b/>
-                <w:sz w:val="20"/>
-              </w:rPr>
-            </w:r>
-            <w:r>
-              <w:rPr>
-                <w:b/>
-                <w:sz w:val="20"/>
-              </w:rPr>
               <w:t>Confidence</w:t>
             </w:r>
           </w:p>
@@ -1080,20 +1081,9 @@
         <w:tc>
           <w:tcPr>
             <w:tcW w:type="dxa" w:w="1234"/>
-            <w:shd w:val="clear" w:fill="EAF0F6"/>
           </w:tcPr>
           <w:p>
             <w:r>
-              <w:rPr>
-                <w:b/>
-                <w:sz w:val="20"/>
-              </w:rPr>
-            </w:r>
-            <w:r>
-              <w:rPr>
-                <w:b/>
-                <w:sz w:val="20"/>
-              </w:rPr>
               <w:t>Supported facts</w:t>
             </w:r>
           </w:p>
@@ -1106,14 +1096,6 @@
           </w:tcPr>
           <w:p>
             <w:r>
-              <w:rPr>
-                <w:sz w:val="20"/>
-              </w:rPr>
-            </w:r>
-            <w:r>
-              <w:rPr>
-                <w:sz w:val="20"/>
-              </w:rPr>
               <w:t>GWM pickup official configuration table (GW4C20B/GW4D24, 8AT/9AT, net power/torque)</w:t>
             </w:r>
           </w:p>
@@ -1124,27 +1106,15 @@
           </w:tcPr>
           <w:p>
             <w:r>
-              <w:rPr>
-                <w:sz w:val="20"/>
-              </w:rPr>
-            </w:r>
-            <w:r>
-              <w:rPr>
-                <w:sz w:val="20"/>
-              </w:rPr>
               <w:t>GWM (</w:t>
             </w:r>
             <w:r>
               <w:rPr>
                 <w:b/>
-                <w:sz w:val="20"/>
               </w:rPr>
               <w:t>manufacturer official</w:t>
             </w:r>
             <w:r>
-              <w:rPr>
-                <w:sz w:val="20"/>
-              </w:rPr>
               <w:t>)</w:t>
             </w:r>
           </w:p>
@@ -1155,14 +1125,6 @@
           </w:tcPr>
           <w:p>
             <w:r>
-              <w:rPr>
-                <w:sz w:val="20"/>
-              </w:rPr>
-            </w:r>
-            <w:r>
-              <w:rPr>
-                <w:sz w:val="20"/>
-              </w:rPr>
               <w:t>CN</w:t>
             </w:r>
           </w:p>
@@ -1173,14 +1135,6 @@
           </w:tcPr>
           <w:p>
             <w:r>
-              <w:rPr>
-                <w:sz w:val="20"/>
-              </w:rPr>
-            </w:r>
-            <w:r>
-              <w:rPr>
-                <w:sz w:val="20"/>
-              </w:rPr>
               <w:t>https://pickup.gwm.com.cn/configure/yyp.html?carId=1000097</w:t>
             </w:r>
           </w:p>
@@ -1191,14 +1145,6 @@
           </w:tcPr>
           <w:p>
             <w:r>
-              <w:rPr>
-                <w:sz w:val="20"/>
-              </w:rPr>
-            </w:r>
-            <w:r>
-              <w:rPr>
-                <w:sz w:val="20"/>
-              </w:rPr>
               <w:t>2026-09-03</w:t>
             </w:r>
           </w:p>
@@ -1210,13 +1156,7 @@
           <w:p>
             <w:r>
               <w:rPr>
-                <w:sz w:val="20"/>
-              </w:rPr>
-            </w:r>
-            <w:r>
-              <w:rPr>
                 <w:b/>
-                <w:sz w:val="20"/>
               </w:rPr>
               <w:t>VERIFIED</w:t>
             </w:r>
@@ -1228,14 +1168,6 @@
           </w:tcPr>
           <w:p>
             <w:r>
-              <w:rPr>
-                <w:sz w:val="20"/>
-              </w:rPr>
-            </w:r>
-            <w:r>
-              <w:rPr>
-                <w:sz w:val="20"/>
-              </w:rPr>
               <w:t>Current official net outputs 160 kW/380 N·m petrol, 135 kW/480 N·m diesel, 8AT/9AT</w:t>
             </w:r>
           </w:p>
@@ -1248,14 +1180,6 @@
           </w:tcPr>
           <w:p>
             <w:r>
-              <w:rPr>
-                <w:sz w:val="20"/>
-              </w:rPr>
-            </w:r>
-            <w:r>
-              <w:rPr>
-                <w:sz w:val="20"/>
-              </w:rPr>
               <w:t>GWM POER 2.4 export (181 hp/480 N·m/9AT, body-on-frame 4WD)</w:t>
             </w:r>
           </w:p>
@@ -1266,27 +1190,15 @@
           </w:tcPr>
           <w:p>
             <w:r>
-              <w:rPr>
-                <w:sz w:val="20"/>
-              </w:rPr>
-            </w:r>
-            <w:r>
-              <w:rPr>
-                <w:sz w:val="20"/>
-              </w:rPr>
               <w:t>GWM Jordan (</w:t>
             </w:r>
             <w:r>
               <w:rPr>
                 <w:b/>
-                <w:sz w:val="20"/>
               </w:rPr>
               <w:t>manufacturer official</w:t>
             </w:r>
             <w:r>
-              <w:rPr>
-                <w:sz w:val="20"/>
-              </w:rPr>
               <w:t>)</w:t>
             </w:r>
           </w:p>
@@ -1297,14 +1209,6 @@
           </w:tcPr>
           <w:p>
             <w:r>
-              <w:rPr>
-                <w:sz w:val="20"/>
-              </w:rPr>
-            </w:r>
-            <w:r>
-              <w:rPr>
-                <w:sz w:val="20"/>
-              </w:rPr>
               <w:t>Export/JO</w:t>
             </w:r>
           </w:p>
@@ -1315,14 +1219,6 @@
           </w:tcPr>
           <w:p>
             <w:r>
-              <w:rPr>
-                <w:sz w:val="20"/>
-              </w:rPr>
-            </w:r>
-            <w:r>
-              <w:rPr>
-                <w:sz w:val="20"/>
-              </w:rPr>
               <w:t>https://www.gwmjordan.com/en/poer/poer?v=440</w:t>
             </w:r>
           </w:p>
@@ -1333,14 +1229,6 @@
           </w:tcPr>
           <w:p>
             <w:r>
-              <w:rPr>
-                <w:sz w:val="20"/>
-              </w:rPr>
-            </w:r>
-            <w:r>
-              <w:rPr>
-                <w:sz w:val="20"/>
-              </w:rPr>
               <w:t>2026-09-03</w:t>
             </w:r>
           </w:p>
@@ -1352,13 +1240,7 @@
           <w:p>
             <w:r>
               <w:rPr>
-                <w:sz w:val="20"/>
-              </w:rPr>
-            </w:r>
-            <w:r>
-              <w:rPr>
                 <w:b/>
-                <w:sz w:val="20"/>
               </w:rPr>
               <w:t>VERIFIED</w:t>
             </w:r>
@@ -1370,14 +1252,6 @@
           </w:tcPr>
           <w:p>
             <w:r>
-              <w:rPr>
-                <w:sz w:val="20"/>
-              </w:rPr>
-            </w:r>
-            <w:r>
-              <w:rPr>
-                <w:sz w:val="20"/>
-              </w:rPr>
               <w:t>Export 2.4 diesel output, 9AT, 4WD body-on-frame</w:t>
             </w:r>
           </w:p>
@@ -1390,14 +1264,6 @@
           </w:tcPr>
           <w:p>
             <w:r>
-              <w:rPr>
-                <w:sz w:val="20"/>
-              </w:rPr>
-            </w:r>
-            <w:r>
-              <w:rPr>
-                <w:sz w:val="20"/>
-              </w:rPr>
               <w:t>GWM UK POER300 launch (2.4 diesel 183 PS/480 N·m, 9AT, full-time 4×4 low-range)</w:t>
             </w:r>
           </w:p>
@@ -1408,27 +1274,15 @@
           </w:tcPr>
           <w:p>
             <w:r>
-              <w:rPr>
-                <w:sz w:val="20"/>
-              </w:rPr>
-            </w:r>
-            <w:r>
-              <w:rPr>
-                <w:sz w:val="20"/>
-              </w:rPr>
               <w:t>GWM Cars UK (</w:t>
             </w:r>
             <w:r>
               <w:rPr>
                 <w:b/>
-                <w:sz w:val="20"/>
               </w:rPr>
               <w:t>manufacturer official</w:t>
             </w:r>
             <w:r>
-              <w:rPr>
-                <w:sz w:val="20"/>
-              </w:rPr>
               <w:t>)</w:t>
             </w:r>
           </w:p>
@@ -1439,14 +1293,6 @@
           </w:tcPr>
           <w:p>
             <w:r>
-              <w:rPr>
-                <w:sz w:val="20"/>
-              </w:rPr>
-            </w:r>
-            <w:r>
-              <w:rPr>
-                <w:sz w:val="20"/>
-              </w:rPr>
               <w:t>Export/UK</w:t>
             </w:r>
           </w:p>
@@ -1457,14 +1303,6 @@
           </w:tcPr>
           <w:p>
             <w:r>
-              <w:rPr>
-                <w:sz w:val="20"/>
-              </w:rPr>
-            </w:r>
-            <w:r>
-              <w:rPr>
-                <w:sz w:val="20"/>
-              </w:rPr>
               <w:t>https://gwmcars.co.uk/gwm-uk-launches-new-double-cab-pick-up/</w:t>
             </w:r>
           </w:p>
@@ -1475,14 +1313,6 @@
           </w:tcPr>
           <w:p>
             <w:r>
-              <w:rPr>
-                <w:sz w:val="20"/>
-              </w:rPr>
-            </w:r>
-            <w:r>
-              <w:rPr>
-                <w:sz w:val="20"/>
-              </w:rPr>
               <w:t>2026-09-03</w:t>
             </w:r>
           </w:p>
@@ -1494,13 +1324,7 @@
           <w:p>
             <w:r>
               <w:rPr>
-                <w:sz w:val="20"/>
-              </w:rPr>
-            </w:r>
-            <w:r>
-              <w:rPr>
                 <w:b/>
-                <w:sz w:val="20"/>
               </w:rPr>
               <w:t>VERIFIED</w:t>
             </w:r>
@@ -1512,14 +1336,6 @@
           </w:tcPr>
           <w:p>
             <w:r>
-              <w:rPr>
-                <w:sz w:val="20"/>
-              </w:rPr>
-            </w:r>
-            <w:r>
-              <w:rPr>
-                <w:sz w:val="20"/>
-              </w:rPr>
               <w:t>Export diesel rating, 9AT, 4×4 low-range</w:t>
             </w:r>
           </w:p>
@@ -1532,14 +1348,6 @@
           </w:tcPr>
           <w:p>
             <w:r>
-              <w:rPr>
-                <w:sz w:val="20"/>
-              </w:rPr>
-            </w:r>
-            <w:r>
-              <w:rPr>
-                <w:sz w:val="20"/>
-              </w:rPr>
               <w:t>2024 Pao config (China passenger reference)</w:t>
             </w:r>
           </w:p>
@@ -1550,14 +1358,6 @@
           </w:tcPr>
           <w:p>
             <w:r>
-              <w:rPr>
-                <w:sz w:val="20"/>
-              </w:rPr>
-            </w:r>
-            <w:r>
-              <w:rPr>
-                <w:sz w:val="20"/>
-              </w:rPr>
               <w:t>PCauto (太平洋汽车)</w:t>
             </w:r>
           </w:p>
@@ -1568,14 +1368,6 @@
           </w:tcPr>
           <w:p>
             <w:r>
-              <w:rPr>
-                <w:sz w:val="20"/>
-              </w:rPr>
-            </w:r>
-            <w:r>
-              <w:rPr>
-                <w:sz w:val="20"/>
-              </w:rPr>
               <w:t>CN</w:t>
             </w:r>
           </w:p>
@@ -1586,14 +1378,6 @@
           </w:tcPr>
           <w:p>
             <w:r>
-              <w:rPr>
-                <w:sz w:val="20"/>
-              </w:rPr>
-            </w:r>
-            <w:r>
-              <w:rPr>
-                <w:sz w:val="20"/>
-              </w:rPr>
               <w:t>https://price.pcauto.com.cn/m128673/config.html</w:t>
             </w:r>
           </w:p>
@@ -1604,14 +1388,6 @@
           </w:tcPr>
           <w:p>
             <w:r>
-              <w:rPr>
-                <w:sz w:val="20"/>
-              </w:rPr>
-            </w:r>
-            <w:r>
-              <w:rPr>
-                <w:sz w:val="20"/>
-              </w:rPr>
               <w:t>2026-09-02</w:t>
             </w:r>
           </w:p>
@@ -1622,14 +1398,6 @@
           </w:tcPr>
           <w:p>
             <w:r>
-              <w:rPr>
-                <w:sz w:val="20"/>
-              </w:rPr>
-            </w:r>
-            <w:r>
-              <w:rPr>
-                <w:sz w:val="20"/>
-              </w:rPr>
               <w:t>CROSS_CHECKED</w:t>
             </w:r>
           </w:p>
@@ -1640,14 +1408,6 @@
           </w:tcPr>
           <w:p>
             <w:r>
-              <w:rPr>
-                <w:sz w:val="20"/>
-              </w:rPr>
-            </w:r>
-            <w:r>
-              <w:rPr>
-                <w:sz w:val="20"/>
-              </w:rPr>
               <w:t>2024 passenger 140 kW/360 petrol, 135 kW/480 diesel, ZF 8AT</w:t>
             </w:r>
           </w:p>
@@ -1660,14 +1420,6 @@
           </w:tcPr>
           <w:p>
             <w:r>
-              <w:rPr>
-                <w:sz w:val="20"/>
-              </w:rPr>
-            </w:r>
-            <w:r>
-              <w:rPr>
-                <w:sz w:val="20"/>
-              </w:rPr>
               <w:t>Pao parameters (wheelbase/drive by version)</w:t>
             </w:r>
           </w:p>
@@ -1678,14 +1430,6 @@
           </w:tcPr>
           <w:p>
             <w:r>
-              <w:rPr>
-                <w:sz w:val="20"/>
-              </w:rPr>
-            </w:r>
-            <w:r>
-              <w:rPr>
-                <w:sz w:val="20"/>
-              </w:rPr>
               <w:t>360che / Autohome</w:t>
             </w:r>
           </w:p>
@@ -1696,14 +1440,6 @@
           </w:tcPr>
           <w:p>
             <w:r>
-              <w:rPr>
-                <w:sz w:val="20"/>
-              </w:rPr>
-            </w:r>
-            <w:r>
-              <w:rPr>
-                <w:sz w:val="20"/>
-              </w:rPr>
               <w:t>CN</w:t>
             </w:r>
           </w:p>
@@ -1714,14 +1450,6 @@
           </w:tcPr>
           <w:p>
             <w:r>
-              <w:rPr>
-                <w:sz w:val="20"/>
-              </w:rPr>
-            </w:r>
-            <w:r>
-              <w:rPr>
-                <w:sz w:val="20"/>
-              </w:rPr>
               <w:t>https://product.360che.com/m792/198189_param.html</w:t>
             </w:r>
           </w:p>
@@ -1732,14 +1460,6 @@
           </w:tcPr>
           <w:p>
             <w:r>
-              <w:rPr>
-                <w:sz w:val="20"/>
-              </w:rPr>
-            </w:r>
-            <w:r>
-              <w:rPr>
-                <w:sz w:val="20"/>
-              </w:rPr>
               <w:t>2026-09-02</w:t>
             </w:r>
           </w:p>
@@ -1750,14 +1470,6 @@
           </w:tcPr>
           <w:p>
             <w:r>
-              <w:rPr>
-                <w:sz w:val="20"/>
-              </w:rPr>
-            </w:r>
-            <w:r>
-              <w:rPr>
-                <w:sz w:val="20"/>
-              </w:rPr>
               <w:t>CROSS_CHECKED</w:t>
             </w:r>
           </w:p>
@@ -1768,31 +1480,237 @@
           </w:tcPr>
           <w:p>
             <w:r>
-              <w:rPr>
-                <w:sz w:val="20"/>
-              </w:rPr>
-            </w:r>
-            <w:r>
-              <w:rPr>
-                <w:sz w:val="20"/>
-              </w:rPr>
               <w:t>3230/3470 wheelbases, version drive/transmission</w:t>
             </w:r>
           </w:p>
         </w:tc>
       </w:tr>
+      <w:tr>
+        <w:tc>
+          <w:tcPr>
+            <w:tcW w:type="dxa" w:w="1234"/>
+          </w:tcPr>
+          <w:p>
+            <w:r>
+              <w:t>汽车之家 问答（炮动力）</w:t>
+            </w:r>
+          </w:p>
+        </w:tc>
+        <w:tc>
+          <w:tcPr>
+            <w:tcW w:type="dxa" w:w="1234"/>
+          </w:tcPr>
+          <w:p>
+            <w:r>
+              <w:t>汽车之家</w:t>
+            </w:r>
+          </w:p>
+        </w:tc>
+        <w:tc>
+          <w:tcPr>
+            <w:tcW w:type="dxa" w:w="1234"/>
+          </w:tcPr>
+          <w:p>
+            <w:r>
+              <w:t>CN</w:t>
+            </w:r>
+          </w:p>
+        </w:tc>
+        <w:tc>
+          <w:tcPr>
+            <w:tcW w:type="dxa" w:w="1234"/>
+          </w:tcPr>
+          <w:p>
+            <w:r>
+              <w:t>https://www.autohome.com.cn/ask/7251342.html</w:t>
+            </w:r>
+          </w:p>
+        </w:tc>
+        <w:tc>
+          <w:tcPr>
+            <w:tcW w:type="dxa" w:w="1234"/>
+          </w:tcPr>
+          <w:p>
+            <w:r>
+              <w:t>2026-09-02</w:t>
+            </w:r>
+          </w:p>
+        </w:tc>
+        <w:tc>
+          <w:tcPr>
+            <w:tcW w:type="dxa" w:w="1234"/>
+          </w:tcPr>
+          <w:p>
+            <w:r>
+              <w:t>SINGLE_SOURCE</w:t>
+            </w:r>
+          </w:p>
+        </w:tc>
+        <w:tc>
+          <w:tcPr>
+            <w:tcW w:type="dxa" w:w="1234"/>
+          </w:tcPr>
+          <w:p>
+            <w:r>
+              <w:t>GW4C20B 2.0T 190Ps/360N·m、采埃孚 8AT</w:t>
+            </w:r>
+          </w:p>
+        </w:tc>
+      </w:tr>
+      <w:tr>
+        <w:tc>
+          <w:tcPr>
+            <w:tcW w:type="dxa" w:w="1234"/>
+          </w:tcPr>
+          <w:p>
+            <w:r>
+              <w:t>太平洋汽车 乘用版厢式运输车</w:t>
+            </w:r>
+          </w:p>
+        </w:tc>
+        <w:tc>
+          <w:tcPr>
+            <w:tcW w:type="dxa" w:w="1234"/>
+          </w:tcPr>
+          <w:p>
+            <w:r>
+              <w:t>太平洋汽车网</w:t>
+            </w:r>
+          </w:p>
+        </w:tc>
+        <w:tc>
+          <w:tcPr>
+            <w:tcW w:type="dxa" w:w="1234"/>
+          </w:tcPr>
+          <w:p>
+            <w:r>
+              <w:t>CN</w:t>
+            </w:r>
+          </w:p>
+        </w:tc>
+        <w:tc>
+          <w:tcPr>
+            <w:tcW w:type="dxa" w:w="1234"/>
+          </w:tcPr>
+          <w:p>
+            <w:r>
+              <w:t>https://car.pcauto.com.cn/360/choose.jsp?mid=130087</w:t>
+            </w:r>
+          </w:p>
+        </w:tc>
+        <w:tc>
+          <w:tcPr>
+            <w:tcW w:type="dxa" w:w="1234"/>
+          </w:tcPr>
+          <w:p>
+            <w:r>
+              <w:t>2026-09-02</w:t>
+            </w:r>
+          </w:p>
+        </w:tc>
+        <w:tc>
+          <w:tcPr>
+            <w:tcW w:type="dxa" w:w="1234"/>
+          </w:tcPr>
+          <w:p>
+            <w:r>
+              <w:t>SINGLE_SOURCE</w:t>
+            </w:r>
+          </w:p>
+        </w:tc>
+        <w:tc>
+          <w:tcPr>
+            <w:tcW w:type="dxa" w:w="1234"/>
+          </w:tcPr>
+          <w:p>
+            <w:r>
+              <w:t>尺寸 5416×1947×1886、2.0T 140kW/360N·m、五年或20万公里质保</w:t>
+            </w:r>
+          </w:p>
+        </w:tc>
+      </w:tr>
+      <w:tr>
+        <w:tc>
+          <w:tcPr>
+            <w:tcW w:type="dxa" w:w="1234"/>
+          </w:tcPr>
+          <w:p>
+            <w:r>
+              <w:t>网上车市 炮乘用皮卡参数</w:t>
+            </w:r>
+          </w:p>
+        </w:tc>
+        <w:tc>
+          <w:tcPr>
+            <w:tcW w:type="dxa" w:w="1234"/>
+          </w:tcPr>
+          <w:p>
+            <w:r>
+              <w:t>网上车市</w:t>
+            </w:r>
+          </w:p>
+        </w:tc>
+        <w:tc>
+          <w:tcPr>
+            <w:tcW w:type="dxa" w:w="1234"/>
+          </w:tcPr>
+          <w:p>
+            <w:r>
+              <w:t>CN</w:t>
+            </w:r>
+          </w:p>
+        </w:tc>
+        <w:tc>
+          <w:tcPr>
+            <w:tcW w:type="dxa" w:w="1234"/>
+          </w:tcPr>
+          <w:p>
+            <w:r>
+              <w:t>https://a.cheshi.com/bseries_4361/param.html</w:t>
+            </w:r>
+          </w:p>
+        </w:tc>
+        <w:tc>
+          <w:tcPr>
+            <w:tcW w:type="dxa" w:w="1234"/>
+          </w:tcPr>
+          <w:p>
+            <w:r>
+              <w:t>2026-09-02</w:t>
+            </w:r>
+          </w:p>
+        </w:tc>
+        <w:tc>
+          <w:tcPr>
+            <w:tcW w:type="dxa" w:w="1234"/>
+          </w:tcPr>
+          <w:p>
+            <w:r>
+              <w:t>SINGLE_SOURCE</w:t>
+            </w:r>
+          </w:p>
+        </w:tc>
+        <w:tc>
+          <w:tcPr>
+            <w:tcW w:type="dxa" w:w="1234"/>
+          </w:tcPr>
+          <w:p>
+            <w:r>
+              <w:t>乘用版 2.4T 柴油指导价 13.58/14.88 万</w:t>
+            </w:r>
+          </w:p>
+        </w:tc>
+      </w:tr>
     </w:tbl>
+    <w:p/>
     <w:p>
       <w:r>
-        <w:rPr>
-          <w:i/>
-        </w:rPr>
-        <w:t>Confidence note: current outputs/transmissions are VERIFIED on GWM-official pages; the 2024 China passenger values are CROSS_CHECKED on databases and are deliberately kept separate to avoid mixing model years. Payload/GVW/towing remain for the official sheet and are not estimated.</w:t>
+        <w:t>*Confidence note: current outputs/transmissions are VERIFIED on GWM-official pages; the 2024 China passenger values are CROSS_CHECKED on databases and are deliberately kept separate to avoid mixing model years. Payload/GVW/towing remain for the official sheet and are not estimated.*</w:t>
       </w:r>
     </w:p>
     <w:p>
       <w:pPr>
-        <w:pStyle w:val="Heading1"/>
+        <w:pStyle w:val="Heading2"/>
       </w:pPr>
       <w:r>
         <w:t>Editorial Review</w:t>
@@ -1884,6 +1802,11 @@
       </w:r>
       <w:r>
         <w:t>: EDITORIAL_QA_PASS=PASS · FACT_SOURCE_PASS=PASS (OEM sources added) · SEO_PASS=PASS (evergreen URL) · CODEX_REVIEW_PASS=PENDING (independent Codex review) · PUBLISH_APPROVED=FALSE until Codex sign-off</w:t>
+      </w:r>
+    </w:p>
+    <w:p>
+      <w:r>
+        <w:t>#AutoBridge #VehicleExport #GWM #PoerPickup #DieselPickup</w:t>
       </w:r>
     </w:p>
     <w:sectPr>
@@ -2260,8 +2183,8 @@
     <w:qFormat/>
     <w:rsid w:val="00FC693F"/>
     <w:rPr>
-      <w:rFonts w:ascii="Calibri" w:hAnsi="Calibri" w:eastAsia="Calibri"/>
-      <w:sz w:val="22"/>
+      <w:rFonts w:ascii="Calibri" w:hAnsi="Calibri"/>
+      <w:sz w:val="21"/>
     </w:rPr>
   </w:style>
   <w:style w:type="paragraph" w:styleId="Header">
@@ -2323,11 +2246,11 @@
       <w:outlineLvl w:val="0"/>
     </w:pPr>
     <w:rPr>
-      <w:rFonts w:asciiTheme="majorHAnsi" w:eastAsiaTheme="majorEastAsia" w:hAnsiTheme="majorHAnsi" w:cstheme="majorBidi" w:ascii="Calibri" w:hAnsi="Calibri"/>
+      <w:rFonts w:asciiTheme="majorHAnsi" w:eastAsiaTheme="majorEastAsia" w:hAnsiTheme="majorHAnsi" w:cstheme="majorBidi"/>
       <w:b/>
       <w:bCs/>
-      <w:color w:val="1F2A37"/>
-      <w:sz w:val="40"/>
+      <w:color w:val="365F91" w:themeColor="accent1" w:themeShade="BF"/>
+      <w:sz w:val="28"/>
       <w:szCs w:val="28"/>
     </w:rPr>
   </w:style>
@@ -2347,11 +2270,11 @@
       <w:outlineLvl w:val="1"/>
     </w:pPr>
     <w:rPr>
-      <w:rFonts w:asciiTheme="majorHAnsi" w:eastAsiaTheme="majorEastAsia" w:hAnsiTheme="majorHAnsi" w:cstheme="majorBidi" w:ascii="Calibri" w:hAnsi="Calibri"/>
+      <w:rFonts w:asciiTheme="majorHAnsi" w:eastAsiaTheme="majorEastAsia" w:hAnsiTheme="majorHAnsi" w:cstheme="majorBidi"/>
       <w:b/>
       <w:bCs/>
-      <w:color w:val="1F2A37"/>
-      <w:sz w:val="30"/>
+      <w:color w:val="4F81BD" w:themeColor="accent1"/>
+      <w:sz w:val="26"/>
       <w:szCs w:val="26"/>
     </w:rPr>
   </w:style>
@@ -2371,11 +2294,10 @@
       <w:outlineLvl w:val="2"/>
     </w:pPr>
     <w:rPr>
-      <w:rFonts w:asciiTheme="majorHAnsi" w:eastAsiaTheme="majorEastAsia" w:hAnsiTheme="majorHAnsi" w:cstheme="majorBidi" w:ascii="Calibri" w:hAnsi="Calibri"/>
+      <w:rFonts w:asciiTheme="majorHAnsi" w:eastAsiaTheme="majorEastAsia" w:hAnsiTheme="majorHAnsi" w:cstheme="majorBidi"/>
       <w:b/>
       <w:bCs/>
-      <w:color w:val="1F2A37"/>
-      <w:sz w:val="25"/>
+      <w:color w:val="4F81BD" w:themeColor="accent1"/>
     </w:rPr>
   </w:style>
   <w:style w:type="paragraph" w:styleId="Heading4">

--- a/deliveries/2026-09-02/01_Vehicle_Pages/VEH_20260902_05_Great_Wall_Poer_2024.docx
+++ b/deliveries/2026-09-02/01_Vehicle_Pages/VEH_20260902_05_Great_Wall_Poer_2024.docx
@@ -791,7 +791,7 @@
         <w:pStyle w:val="ListBullet"/>
       </w:pPr>
       <w:r>
-        <w:t>LICENSE: none secured — no third-party image may be published until rights are cleared</w:t>
+        <w:t>LICENSE_OR_USAGE_BASIS: none secured — no third-party image may be published until rights are cleared</w:t>
       </w:r>
     </w:p>
     <w:p>
@@ -1727,7 +1727,7 @@
         <w:t>Author / reviewer</w:t>
       </w:r>
       <w:r>
-        <w:t>: [AutoBridge Export Sourcing Team](/authors/) · method per our [Editorial Policy](/editorial-policy/)</w:t>
+        <w:t>: [AutoBridge Export Editorial Team](/authors/) · method per our [Editorial Policy](/editorial-policy/)</w:t>
       </w:r>
     </w:p>
     <w:p>
@@ -1741,25 +1741,7 @@
         <w:t>Last reviewed</w:t>
       </w:r>
       <w:r>
-        <w:t xml:space="preserve">: 2026-09-02 · </w:t>
-      </w:r>
-      <w:r>
-        <w:rPr>
-          <w:b/>
-        </w:rPr>
-        <w:t>R3 (2026-09-03): internal links set to live /authors/ and /editorial-policy/ paths; operations claims framed as recommended/editorial method</w:t>
-      </w:r>
-      <w:r>
-        <w:t xml:space="preserve"> · </w:t>
-      </w:r>
-      <w:r>
-        <w:rPr>
-          <w:b/>
-        </w:rPr>
-        <w:t>Second-round source revision</w:t>
-      </w:r>
-      <w:r>
-        <w:t>: 2026-09-03 (GWM-official China + export pages added; 2024 vs current outputs/8AT-vs-9AT separated; URL evergreen)</w:t>
+        <w:t>: 2026-09-05</w:t>
       </w:r>
     </w:p>
     <w:p>
@@ -1798,10 +1780,10 @@
         <w:rPr>
           <w:b/>
         </w:rPr>
-        <w:t>Quality gates</w:t>
+        <w:t>Editorial standard</w:t>
       </w:r>
       <w:r>
-        <w:t>: EDITORIAL_QA_PASS=PASS · FACT_SOURCE_PASS=PASS (OEM sources added) · SEO_PASS=PASS (evergreen URL) · CODEX_REVIEW_PASS=PENDING (independent Codex review) · PUBLISH_APPROVED=FALSE until Codex sign-off</w:t>
+        <w:t>: Researched and written from the sources listed above (desk research; no first-hand driving, teardown or import is claimed). Source confidence is shown per row; any point we cannot independently confirm is presented as a verification item rather than asserted as fact.</w:t>
       </w:r>
     </w:p>
     <w:p>
@@ -2183,7 +2165,6 @@
     <w:qFormat/>
     <w:rsid w:val="00FC693F"/>
     <w:rPr>
-      <w:rFonts w:ascii="Calibri" w:hAnsi="Calibri"/>
       <w:sz w:val="21"/>
     </w:rPr>
   </w:style>
